--- a/UI_Enterprise_Transformation/Formative Task - Giving 360 Degree Feedback(1).docx
+++ b/UI_Enterprise_Transformation/Formative Task - Giving 360 Degree Feedback(1).docx
@@ -44,7 +44,7 @@
           <w:bCs/>
           <w:lang w:val="en-GB"/>
         </w:rPr>
-        <w:t xml:space="preserve">Case Study: Project Nova</w:t>
+        <w:t xml:space="preserve">Case Study: MauiScreenTime</w:t>
       </w:r>
       <w:r>
         <w:rPr>
@@ -82,7 +82,7 @@
           <w:iCs/>
           <w:lang w:val="en-GB"/>
         </w:rPr>
-        <w:t xml:space="preserve">Project Nova</w:t>
+        <w:t xml:space="preserve">MauiScreenTime</w:t>
       </w:r>
       <w:r>
         <w:rPr>
@@ -168,26 +168,35 @@
         <w:ind/>
         <w:rPr>
           <w:highlight w:val="none"/>
-          <w:lang w:val="en-GB"/>
+          <w:lang w:val="en-GB" w:bidi="en-GB"/>
         </w:rPr>
       </w:pPr>
       <w:r>
         <w:rPr>
-          <w:lang w:val="en-GB"/>
+          <w:highlight w:val="none"/>
+          <w:lang w:val="en-GB" w:bidi="en-GB"/>
         </w:rPr>
-        <w:t xml:space="preserve">This student completes tasks that are clearly defined and usually asks for clarification before starting. Their work is generally correct, but progress can be slow when instructions are unclear. They attend meetings but speak rarely unless prompted.</w:t>
+        <w:t xml:space="preserve">This student completes tasks that are clearly defined and usually asks for clarification before starting. These tasks are often to do with the frontend and app visual design. Asks for clarificatio</w:t>
+      </w:r>
+      <w:r>
+        <w:rPr>
+          <w:highlight w:val="none"/>
+          <w:lang w:val="en-GB" w:bidi="en-GB"/>
+        </w:rPr>
+        <w:t xml:space="preserve">n when n</w:t>
+      </w:r>
+      <w:r>
+        <w:rPr>
+          <w:highlight w:val="none"/>
+          <w:lang w:val="en-GB" w:bidi="en-GB"/>
+        </w:rPr>
+        <w:t xml:space="preserve">ecessary. Work is correct but can be more complicated or bloated due to less experience the code can be less concise.</w:t>
       </w:r>
       <w:r>
         <w:rPr>
           <w:lang w:val="en-GB"/>
         </w:rPr>
       </w:r>
-      <w:r>
-        <w:rPr>
-          <w:highlight w:val="none"/>
-          <w:lang w:val="en-GB"/>
-        </w:rPr>
-      </w:r>
     </w:p>
     <w:p>
       <w:pPr>
@@ -203,33 +212,28 @@
           <w:highlight w:val="none"/>
           <w:lang w:val="en-GB" w:bidi="en-GB"/>
         </w:rPr>
-        <w:t xml:space="preserve">This student completes tasks that are to do with the frontend and app visual design. Usually asks for clarificatio</w:t>
+        <w:t xml:space="preserve"> They are proactive about reaching out for clarification and being honest about their place and how they feel position and resourced within a sprint. They are vocal abo</w:t>
       </w:r>
       <w:r>
         <w:rPr>
           <w:highlight w:val="none"/>
           <w:lang w:val="en-GB" w:bidi="en-GB"/>
         </w:rPr>
-        <w:t xml:space="preserve">n when necessary. Work is correct but can be more complicated or bloated due to less experience. They are good at reaching out for clarification and being honest about their place and how they feel position and resourced within a sprint. They are vocal abo</w:t>
+        <w:t xml:space="preserve">ut wanting t</w:t>
       </w:r>
       <w:r>
         <w:rPr>
           <w:highlight w:val="none"/>
           <w:lang w:val="en-GB" w:bidi="en-GB"/>
         </w:rPr>
-        <w:t xml:space="preserve">ut wanting to contribute, and conscientious about wanting to contribute effectively according to their skill-set and time available to them. They attend meetings regularly and are becoming more confident with contributing to them vocally and in the moment.</w:t>
-      </w:r>
-      <w:r>
-        <w:rPr>
-          <w:highlight w:val="none"/>
-          <w:lang w:val="en-GB"/>
-        </w:rPr>
+        <w:t xml:space="preserve">o contribute, and conscientious about wanting to contribute effectively according to their skill-set, confidence and time available to them. They attend meetings regularly and are becoming more confident with contributing to them vocally and in the moment.</w:t>
       </w:r>
       <w:r>
         <w:rPr>
           <w:lang w:val="en-GB"/>
         </w:rPr>
       </w:r>
+      <w:r/>
     </w:p>
     <w:p>
       <w:pPr>
@@ -254,6 +258,14 @@
       </w:r>
       <w:r>
         <w:rPr>
+          <w:highlight w:val="none"/>
+          <w:lang w:val="en-GB"/>
+        </w:rPr>
+        <w:t xml:space="preserve">, Team member 1 is in blue</w:t>
+      </w:r>
+      <w:r>
+        <w:rPr>
+          <w:highlight w:val="none"/>
           <w:lang w:val="en-GB"/>
         </w:rPr>
       </w:r>
@@ -271,7 +283,7 @@
         <w:ind/>
         <w:rPr>
           <w:highlight w:val="none"/>
-          <w:lang w:val="en-GB"/>
+          <w:lang w:val="en-GB" w:bidi="en-GB"/>
         </w:rPr>
       </w:pPr>
       <w:r>
@@ -279,41 +291,73 @@
           <w:highlight w:val="none"/>
           <w:lang w:val="en-GB" w:bidi="en-GB"/>
         </w:rPr>
-      </w:r>
-      <w:r>
-        <w:rPr>
-          <w:highlight w:val="none"/>
-          <w:lang w:val="en-GB" w:bidi="en-GB"/>
-        </w:rPr>
-        <w:t xml:space="preserve">Consistent task completes in jira, front specific</w:t>
-      </w:r>
-      <w:r>
-        <w:rPr>
-          <w:lang w:val="en-GB"/>
-        </w:rPr>
-      </w:r>
-      <w:r>
-        <w:rPr>
-          <w:highlight w:val="none"/>
-          <w:lang w:val="en-GB"/>
-        </w:rPr>
-      </w:r>
-    </w:p>
-    <w:p>
-      <w:pPr>
-        <w:pBdr/>
-        <w:spacing/>
-        <w:ind/>
-        <w:rPr>
-          <w:lang w:val="en-GB"/>
-        </w:rPr>
-      </w:pPr>
-      <w:r>
-        <w:rPr>
-          <w:highlight w:val="none"/>
-          <w:lang w:val="en-GB" w:bidi="en-GB"/>
-        </w:rPr>
-        <w:t xml:space="preserve">Meetings notes shows contributions probably?</w:t>
+        <mc:AlternateContent>
+          <mc:Choice Requires="wpg">
+            <w:drawing>
+              <wp:inline xmlns:wp="http://schemas.openxmlformats.org/drawingml/2006/wordprocessingDrawing" distT="0" distB="0" distL="0" distR="0">
+                <wp:extent cx="5486400" cy="3223476"/>
+                <wp:effectExtent l="0" t="0" r="0" b="0"/>
+                <wp:docPr id="1" name=""/>
+                <wp:cNvGraphicFramePr>
+                  <a:graphicFrameLocks xmlns:a="http://schemas.openxmlformats.org/drawingml/2006/main" noChangeAspect="1"/>
+                </wp:cNvGraphicFramePr>
+                <a:graphic xmlns:a="http://schemas.openxmlformats.org/drawingml/2006/main">
+                  <a:graphicData uri="http://schemas.openxmlformats.org/drawingml/2006/picture">
+                    <pic:pic xmlns:pic="http://schemas.openxmlformats.org/drawingml/2006/picture">
+                      <pic:nvPicPr>
+                        <pic:cNvPr id="1371463257" name=""/>
+                        <pic:cNvPicPr>
+                          <a:picLocks noChangeAspect="1"/>
+                        </pic:cNvPicPr>
+                        <pic:nvPr/>
+                      </pic:nvPicPr>
+                      <pic:blipFill rotWithShape="1">
+                        <a:blip r:embed="rId10"/>
+                        <a:stretch/>
+                      </pic:blipFill>
+                      <pic:spPr bwMode="auto">
+                        <a:xfrm>
+                          <a:off x="0" y="0"/>
+                          <a:ext cx="5486399" cy="3223476"/>
+                        </a:xfrm>
+                        <a:prstGeom prst="rect">
+                          <a:avLst/>
+                        </a:prstGeom>
+                      </pic:spPr>
+                    </pic:pic>
+                  </a:graphicData>
+                </a:graphic>
+              </wp:inline>
+            </w:drawing>
+          </mc:Choice>
+          <mc:Fallback>
+            <w:pict>
+              <v:shapetype id="_x0000_t75" coordsize="21600,21600" o:spt="75" o:preferrelative="t" path="m@4@5l@4@11@9@11@9@5xe" filled="f" stroked="f">
+                <v:stroke joinstyle="miter"/>
+                <v:formulas>
+                  <v:f eqn="if lineDrawn pixelLineWidth 0"/>
+                  <v:f eqn="sum @0 1 0"/>
+                  <v:f eqn="sum 0 0 @1"/>
+                  <v:f eqn="prod @2 1 2"/>
+                  <v:f eqn="prod @3 21600 pixelWidth"/>
+                  <v:f eqn="prod @3 21600 pixelHeight"/>
+                  <v:f eqn="sum @0 0 1"/>
+                  <v:f eqn="prod @6 1 2"/>
+                  <v:f eqn="prod @7 21600 pixelWidth"/>
+                  <v:f eqn="sum @8 21600 0"/>
+                  <v:f eqn="prod @7 21600 pixelHeight"/>
+                  <v:f eqn="sum @10 21600 0"/>
+                </v:formulas>
+                <v:path o:extrusionok="f" gradientshapeok="t" o:connecttype="rect"/>
+                <o:lock v:ext="edit" aspectratio="t"/>
+              </v:shapetype>
+              <v:shape id="_x0000_i0" o:spid="_x0000_s0" type="#_x0000_t75" style="width:432.00pt;height:253.82pt;mso-wrap-distance-left:0.00pt;mso-wrap-distance-top:0.00pt;mso-wrap-distance-right:0.00pt;mso-wrap-distance-bottom:0.00pt;z-index:1;" stroked="false">
+                <v:imagedata r:id="rId10" o:title=""/>
+                <o:lock v:ext="edit" rotation="t"/>
+              </v:shape>
+            </w:pict>
+          </mc:Fallback>
+        </mc:AlternateContent>
       </w:r>
       <w:r>
         <w:rPr>
@@ -323,7 +367,8 @@
       </w:r>
       <w:r>
         <w:rPr>
-          <w:lang w:val="en-GB"/>
+          <w:highlight w:val="none"/>
+          <w:lang w:val="en-GB" w:bidi="en-GB"/>
         </w:rPr>
       </w:r>
     </w:p>
@@ -333,9 +378,16 @@
         <w:spacing/>
         <w:ind/>
         <w:rPr>
+          <w:highlight w:val="none"/>
           <w:lang w:val="en-GB"/>
         </w:rPr>
       </w:pPr>
+      <w:r>
+        <w:rPr>
+          <w:highlight w:val="none"/>
+          <w:lang w:val="en-GB" w:bidi="en-GB"/>
+        </w:rPr>
+      </w:r>
       <w:r>
         <w:rPr>
           <w:highlight w:val="none"/>
@@ -348,6 +400,160 @@
           <w:lang w:val="en-GB"/>
         </w:rPr>
       </w:r>
+    </w:p>
+    <w:p>
+      <w:pPr>
+        <w:pBdr/>
+        <w:spacing/>
+        <w:ind/>
+        <w:rPr>
+          <w:highlight w:val="none"/>
+          <w:lang w:val="en-GB"/>
+        </w:rPr>
+      </w:pPr>
+      <w:r>
+        <w:rPr>
+          <w:highlight w:val="none"/>
+          <w:lang w:val="en-GB" w:bidi="en-GB"/>
+        </w:rPr>
+      </w:r>
+      <w:r>
+        <w:rPr>
+          <w:highlight w:val="none"/>
+          <w:lang w:val="en-GB" w:bidi="en-GB"/>
+        </w:rPr>
+        <w:t xml:space="preserve">Consistent task completes in JIRA, Specifically frontend tasks </w:t>
+      </w:r>
+      <w:r>
+        <w:rPr>
+          <w:highlight w:val="none"/>
+          <w:lang w:val="en-GB"/>
+        </w:rPr>
+      </w:r>
+      <w:r>
+        <w:rPr>
+          <w:highlight w:val="none"/>
+          <w:lang w:val="en-GB"/>
+        </w:rPr>
+      </w:r>
+    </w:p>
+    <w:p>
+      <w:pPr>
+        <w:pBdr/>
+        <w:spacing/>
+        <w:ind/>
+        <w:rPr>
+          <w:highlight w:val="none"/>
+          <w:lang w:val="en-GB"/>
+        </w:rPr>
+      </w:pPr>
+      <w:r>
+        <w:rPr>
+          <w:highlight w:val="none"/>
+          <w:lang w:val="en-GB" w:bidi="en-GB"/>
+        </w:rPr>
+        <mc:AlternateContent>
+          <mc:Choice Requires="wpg">
+            <w:drawing>
+              <wp:inline xmlns:wp="http://schemas.openxmlformats.org/drawingml/2006/wordprocessingDrawing" distT="0" distB="0" distL="0" distR="0">
+                <wp:extent cx="5486400" cy="2083229"/>
+                <wp:effectExtent l="0" t="0" r="0" b="0"/>
+                <wp:docPr id="2" name=""/>
+                <wp:cNvGraphicFramePr>
+                  <a:graphicFrameLocks xmlns:a="http://schemas.openxmlformats.org/drawingml/2006/main" noChangeAspect="1"/>
+                </wp:cNvGraphicFramePr>
+                <a:graphic xmlns:a="http://schemas.openxmlformats.org/drawingml/2006/main">
+                  <a:graphicData uri="http://schemas.openxmlformats.org/drawingml/2006/picture">
+                    <pic:pic xmlns:pic="http://schemas.openxmlformats.org/drawingml/2006/picture">
+                      <pic:nvPicPr>
+                        <pic:cNvPr id="2056741239" name=""/>
+                        <pic:cNvPicPr>
+                          <a:picLocks noChangeAspect="1"/>
+                        </pic:cNvPicPr>
+                        <pic:nvPr/>
+                      </pic:nvPicPr>
+                      <pic:blipFill rotWithShape="1">
+                        <a:blip r:embed="rId11"/>
+                        <a:stretch/>
+                      </pic:blipFill>
+                      <pic:spPr bwMode="auto">
+                        <a:xfrm>
+                          <a:off x="0" y="0"/>
+                          <a:ext cx="5486399" cy="2083229"/>
+                        </a:xfrm>
+                        <a:prstGeom prst="rect">
+                          <a:avLst/>
+                        </a:prstGeom>
+                      </pic:spPr>
+                    </pic:pic>
+                  </a:graphicData>
+                </a:graphic>
+              </wp:inline>
+            </w:drawing>
+          </mc:Choice>
+          <mc:Fallback>
+            <w:pict>
+              <v:shapetype id="_x0000_t75" coordsize="21600,21600" o:spt="75" o:preferrelative="t" path="m@4@5l@4@11@9@11@9@5xe" filled="f" stroked="f">
+                <v:stroke joinstyle="miter"/>
+                <v:formulas>
+                  <v:f eqn="if lineDrawn pixelLineWidth 0"/>
+                  <v:f eqn="sum @0 1 0"/>
+                  <v:f eqn="sum 0 0 @1"/>
+                  <v:f eqn="prod @2 1 2"/>
+                  <v:f eqn="prod @3 21600 pixelWidth"/>
+                  <v:f eqn="prod @3 21600 pixelHeight"/>
+                  <v:f eqn="sum @0 0 1"/>
+                  <v:f eqn="prod @6 1 2"/>
+                  <v:f eqn="prod @7 21600 pixelWidth"/>
+                  <v:f eqn="sum @8 21600 0"/>
+                  <v:f eqn="prod @7 21600 pixelHeight"/>
+                  <v:f eqn="sum @10 21600 0"/>
+                </v:formulas>
+                <v:path o:extrusionok="f" gradientshapeok="t" o:connecttype="rect"/>
+                <o:lock v:ext="edit" aspectratio="t"/>
+              </v:shapetype>
+              <v:shape id="_x0000_i1" o:spid="_x0000_s1" type="#_x0000_t75" style="width:432.00pt;height:164.03pt;mso-wrap-distance-left:0.00pt;mso-wrap-distance-top:0.00pt;mso-wrap-distance-right:0.00pt;mso-wrap-distance-bottom:0.00pt;z-index:1;" stroked="false">
+                <v:imagedata r:id="rId11" o:title=""/>
+                <o:lock v:ext="edit" rotation="t"/>
+              </v:shape>
+            </w:pict>
+          </mc:Fallback>
+        </mc:AlternateContent>
+      </w:r>
+      <w:r>
+        <w:rPr>
+          <w:highlight w:val="none"/>
+          <w:lang w:val="en-GB"/>
+        </w:rPr>
+      </w:r>
+      <w:r>
+        <w:rPr>
+          <w:highlight w:val="none"/>
+          <w:lang w:val="en-GB"/>
+        </w:rPr>
+      </w:r>
+    </w:p>
+    <w:p>
+      <w:pPr>
+        <w:pBdr/>
+        <w:spacing/>
+        <w:ind/>
+        <w:rPr>
+          <w:lang w:val="en-GB"/>
+        </w:rPr>
+      </w:pPr>
+      <w:r>
+        <w:rPr>
+          <w:highlight w:val="none"/>
+          <w:lang w:val="en-GB" w:bidi="en-GB"/>
+        </w:rPr>
+      </w:r>
+      <w:r>
+        <w:rPr>
+          <w:highlight w:val="none"/>
+          <w:lang w:val="en-GB" w:bidi="en-GB"/>
+        </w:rPr>
+      </w:r>
       <w:r>
         <w:rPr>
           <w:lang w:val="en-GB"/>
@@ -360,8 +566,174 @@
         <w:spacing/>
         <w:ind/>
         <w:rPr>
+          <w:highlight w:val="none"/>
+          <w:lang w:val="en-GB" w:bidi="en-GB"/>
+        </w:rPr>
+      </w:pPr>
+      <w:r>
+        <w:rPr>
+          <w:highlight w:val="none"/>
+          <w:lang w:val="en-GB" w:bidi="en-GB"/>
+        </w:rPr>
+        <w:t xml:space="preserve">Chat channel shows contributions and clear communication around contributions</w:t>
+      </w:r>
+      <w:r>
+        <w:rPr>
+          <w:highlight w:val="none"/>
+          <w:lang w:val="en-GB" w:bidi="en-GB"/>
+        </w:rPr>
+        <w:t xml:space="preserve">.</w:t>
+      </w:r>
+      <w:r>
+        <w:rPr>
+          <w:highlight w:val="none"/>
+          <w:lang w:val="en-GB" w:bidi="en-GB"/>
+        </w:rPr>
+      </w:r>
+      <w:r>
+        <w:rPr>
+          <w:highlight w:val="none"/>
+          <w:lang w:val="en-GB" w:bidi="en-GB"/>
+        </w:rPr>
+      </w:r>
+    </w:p>
+    <w:p>
+      <w:pPr>
+        <w:pBdr/>
+        <w:spacing/>
+        <w:ind/>
+        <w:rPr>
+          <w:lang w:val="en-GB"/>
+        </w:rPr>
+      </w:pPr>
+      <w:r>
+        <w:rPr>
+          <w:highlight w:val="none"/>
+          <w:lang w:val="en-GB" w:bidi="en-GB"/>
+        </w:rPr>
+        <mc:AlternateContent>
+          <mc:Choice Requires="wpg">
+            <w:drawing>
+              <wp:inline xmlns:wp="http://schemas.openxmlformats.org/drawingml/2006/wordprocessingDrawing" distT="0" distB="0" distL="0" distR="0">
+                <wp:extent cx="5486400" cy="2617992"/>
+                <wp:effectExtent l="0" t="0" r="0" b="0"/>
+                <wp:docPr id="3" name=""/>
+                <wp:cNvGraphicFramePr>
+                  <a:graphicFrameLocks xmlns:a="http://schemas.openxmlformats.org/drawingml/2006/main" noChangeAspect="1"/>
+                </wp:cNvGraphicFramePr>
+                <a:graphic xmlns:a="http://schemas.openxmlformats.org/drawingml/2006/main">
+                  <a:graphicData uri="http://schemas.openxmlformats.org/drawingml/2006/picture">
+                    <pic:pic xmlns:pic="http://schemas.openxmlformats.org/drawingml/2006/picture">
+                      <pic:nvPicPr>
+                        <pic:cNvPr id="1911518462" name=""/>
+                        <pic:cNvPicPr>
+                          <a:picLocks noChangeAspect="1"/>
+                        </pic:cNvPicPr>
+                        <pic:nvPr/>
+                      </pic:nvPicPr>
+                      <pic:blipFill rotWithShape="1">
+                        <a:blip r:embed="rId12"/>
+                        <a:stretch/>
+                      </pic:blipFill>
+                      <pic:spPr bwMode="auto">
+                        <a:xfrm>
+                          <a:off x="0" y="0"/>
+                          <a:ext cx="5486399" cy="2617991"/>
+                        </a:xfrm>
+                        <a:prstGeom prst="rect">
+                          <a:avLst/>
+                        </a:prstGeom>
+                      </pic:spPr>
+                    </pic:pic>
+                  </a:graphicData>
+                </a:graphic>
+              </wp:inline>
+            </w:drawing>
+          </mc:Choice>
+          <mc:Fallback>
+            <w:pict>
+              <v:shapetype id="_x0000_t75" coordsize="21600,21600" o:spt="75" o:preferrelative="t" path="m@4@5l@4@11@9@11@9@5xe" filled="f" stroked="f">
+                <v:stroke joinstyle="miter"/>
+                <v:formulas>
+                  <v:f eqn="if lineDrawn pixelLineWidth 0"/>
+                  <v:f eqn="sum @0 1 0"/>
+                  <v:f eqn="sum 0 0 @1"/>
+                  <v:f eqn="prod @2 1 2"/>
+                  <v:f eqn="prod @3 21600 pixelWidth"/>
+                  <v:f eqn="prod @3 21600 pixelHeight"/>
+                  <v:f eqn="sum @0 0 1"/>
+                  <v:f eqn="prod @6 1 2"/>
+                  <v:f eqn="prod @7 21600 pixelWidth"/>
+                  <v:f eqn="sum @8 21600 0"/>
+                  <v:f eqn="prod @7 21600 pixelHeight"/>
+                  <v:f eqn="sum @10 21600 0"/>
+                </v:formulas>
+                <v:path o:extrusionok="f" gradientshapeok="t" o:connecttype="rect"/>
+                <o:lock v:ext="edit" aspectratio="t"/>
+              </v:shapetype>
+              <v:shape id="_x0000_i2" o:spid="_x0000_s2" type="#_x0000_t75" style="width:432.00pt;height:206.14pt;mso-wrap-distance-left:0.00pt;mso-wrap-distance-top:0.00pt;mso-wrap-distance-right:0.00pt;mso-wrap-distance-bottom:0.00pt;z-index:1;" stroked="false">
+                <v:imagedata r:id="rId12" o:title=""/>
+                <o:lock v:ext="edit" rotation="t"/>
+              </v:shape>
+            </w:pict>
+          </mc:Fallback>
+        </mc:AlternateContent>
+      </w:r>
+      <w:r>
+        <w:rPr>
+          <w:lang w:val="en-GB"/>
+        </w:rPr>
+      </w:r>
+      <w:r>
+        <w:rPr>
+          <w:lang w:val="en-GB"/>
+        </w:rPr>
+      </w:r>
+    </w:p>
+    <w:p>
+      <w:pPr>
+        <w:pBdr/>
+        <w:spacing/>
+        <w:ind/>
+        <w:rPr>
           <w:b/>
           <w:bCs/>
+          <w:lang w:val="en-GB"/>
+        </w:rPr>
+      </w:pPr>
+      <w:r>
+        <w:rPr>
+          <w:b/>
+          <w:bCs/>
+          <w:highlight w:val="none"/>
+          <w:lang w:val="en-GB"/>
+        </w:rPr>
+      </w:r>
+      <w:r>
+        <w:rPr>
+          <w:b/>
+          <w:bCs/>
+          <w:highlight w:val="none"/>
+          <w:lang w:val="en-GB"/>
+        </w:rPr>
+      </w:r>
+      <w:r>
+        <w:rPr>
+          <w:b/>
+          <w:bCs/>
+          <w:lang w:val="en-GB"/>
+        </w:rPr>
+      </w:r>
+    </w:p>
+    <w:p>
+      <w:pPr>
+        <w:pBdr/>
+        <w:spacing/>
+        <w:ind/>
+        <w:rPr>
+          <w:b/>
+          <w:bCs/>
+          <w:highlight w:val="none"/>
           <w:lang w:val="en-GB"/>
         </w:rPr>
       </w:pPr>
@@ -384,57 +756,8 @@
         <w:rPr>
           <w:b/>
           <w:bCs/>
-          <w:lang w:val="en-GB"/>
-        </w:rPr>
-      </w:r>
-    </w:p>
-    <w:p>
-      <w:pPr>
-        <w:pBdr/>
-        <w:spacing/>
-        <w:ind/>
-        <w:rPr>
           <w:highlight w:val="none"/>
           <w:lang w:val="en-GB"/>
-        </w:rPr>
-      </w:pPr>
-      <w:r>
-        <w:rPr>
-          <w:lang w:val="en-GB"/>
-        </w:rPr>
-        <w:t xml:space="preserve">This student frequently contributes ideas during discussions and offers help to others. They show confidence and initiative but sometimes take on too much work, which leads to missed deadlines or rushed output.</w:t>
-      </w:r>
-      <w:r>
-        <w:rPr>
-          <w:lang w:val="en-GB"/>
-        </w:rPr>
-      </w:r>
-      <w:r>
-        <w:rPr>
-          <w:highlight w:val="none"/>
-          <w:lang w:val="en-GB"/>
-        </w:rPr>
-      </w:r>
-    </w:p>
-    <w:p>
-      <w:pPr>
-        <w:pBdr/>
-        <w:spacing/>
-        <w:ind/>
-        <w:rPr>
-          <w:highlight w:val="none"/>
-          <w:lang w:val="en-GB" w:bidi="en-GB"/>
-        </w:rPr>
-      </w:pPr>
-      <w:r>
-        <w:rPr>
-          <w:lang w:val="en-GB"/>
-        </w:rPr>
-      </w:r>
-      <w:r>
-        <w:rPr>
-          <w:highlight w:val="none"/>
-          <w:lang w:val="en-GB" w:bidi="en-GB"/>
         </w:rPr>
       </w:r>
     </w:p>
@@ -460,14 +783,21 @@
           <w:highlight w:val="none"/>
           <w:lang w:val="en-GB" w:bidi="en-GB"/>
         </w:rPr>
-        <w:t xml:space="preserve">e but sometimes take on too much work, which leads to issue reassignment or rushed output. They can become fixated on certain things and demonstrate a strong desire for explaining things that sometimes aren’t pertinent or necessary to explain. They are a d</w:t>
+        <w:t xml:space="preserve">e but occasion</w:t>
       </w:r>
       <w:r>
         <w:rPr>
           <w:highlight w:val="none"/>
           <w:lang w:val="en-GB" w:bidi="en-GB"/>
         </w:rPr>
-        <w:t xml:space="preserve">riven learner but get sidetracked, but overall versatile as a team member and capable of producing good work. Contributes reliably with with value to necessary things like code reviews. Over communicate?</w:t>
+        <w:t xml:space="preserve">ally can take on too much work, which leads to issue reassignment or rushed output. They can become fixated on certain things and demonstrate a strong desire for understanding and explaining things that sometimes aren’t pertinent or necessary. They are a d</w:t>
+      </w:r>
+      <w:r>
+        <w:rPr>
+          <w:highlight w:val="none"/>
+          <w:lang w:val="en-GB" w:bidi="en-GB"/>
+        </w:rPr>
+        <w:t xml:space="preserve">riven learner who can sometimes get sidetracked in conversation, but overall an extremely versatile and talented team member who is capable of producing good and consistent work. Contributes reliably with with value to necessary things like code reviews.</w:t>
       </w:r>
       <w:r>
         <w:rPr>
@@ -497,7 +827,6 @@
           <w:highlight w:val="none"/>
           <w:lang w:val="en-GB" w:bidi="en-GB"/>
         </w:rPr>
-        <w:t xml:space="preserve">Commits show confidence with tooling and versatility to trying and implementing things</w:t>
       </w:r>
       <w:r>
         <w:rPr>
@@ -527,7 +856,6 @@
           <w:highlight w:val="none"/>
           <w:lang w:val="en-GB" w:bidi="en-GB"/>
         </w:rPr>
-        <w:t xml:space="preserve">Consistent task completes in jira</w:t>
       </w:r>
       <w:r>
         <w:rPr>
@@ -557,17 +885,12 @@
           <w:highlight w:val="none"/>
           <w:lang w:val="en-GB" w:bidi="en-GB"/>
         </w:rPr>
+        <w:t xml:space="preserve">Example of valuable and considered input in code reviews, ensuring code quality.</w:t>
       </w:r>
       <w:r>
         <w:rPr>
           <w:highlight w:val="none"/>
           <w:lang w:val="en-GB" w:bidi="en-GB"/>
-        </w:rPr>
-        <w:t xml:space="preserve">Meeting notes show interactions? Thumbs etc?</w:t>
-      </w:r>
-      <w:r>
-        <w:rPr>
-          <w:lang w:val="en-GB"/>
         </w:rPr>
       </w:r>
       <w:r>
@@ -583,7 +906,104 @@
         <w:spacing/>
         <w:ind/>
         <w:rPr>
-          <w:lang w:val="en-GB"/>
+          <w:highlight w:val="none"/>
+          <w:lang w:val="en-GB" w:bidi="en-GB"/>
+        </w:rPr>
+      </w:pPr>
+      <w:r>
+        <w:rPr>
+          <w:highlight w:val="none"/>
+          <w:lang w:val="en-GB" w:bidi="en-GB"/>
+        </w:rPr>
+        <mc:AlternateContent>
+          <mc:Choice Requires="wpg">
+            <w:drawing>
+              <wp:inline xmlns:wp="http://schemas.openxmlformats.org/drawingml/2006/wordprocessingDrawing" distT="0" distB="0" distL="0" distR="0">
+                <wp:extent cx="5486400" cy="2843947"/>
+                <wp:effectExtent l="0" t="0" r="0" b="0"/>
+                <wp:docPr id="4" name=""/>
+                <wp:cNvGraphicFramePr>
+                  <a:graphicFrameLocks xmlns:a="http://schemas.openxmlformats.org/drawingml/2006/main" noChangeAspect="1"/>
+                </wp:cNvGraphicFramePr>
+                <a:graphic xmlns:a="http://schemas.openxmlformats.org/drawingml/2006/main">
+                  <a:graphicData uri="http://schemas.openxmlformats.org/drawingml/2006/picture">
+                    <pic:pic xmlns:pic="http://schemas.openxmlformats.org/drawingml/2006/picture">
+                      <pic:nvPicPr>
+                        <pic:cNvPr id="1502820092" name=""/>
+                        <pic:cNvPicPr>
+                          <a:picLocks noChangeAspect="1"/>
+                        </pic:cNvPicPr>
+                        <pic:nvPr/>
+                      </pic:nvPicPr>
+                      <pic:blipFill rotWithShape="1">
+                        <a:blip r:embed="rId13"/>
+                        <a:stretch/>
+                      </pic:blipFill>
+                      <pic:spPr bwMode="auto">
+                        <a:xfrm>
+                          <a:off x="0" y="0"/>
+                          <a:ext cx="5486399" cy="2843947"/>
+                        </a:xfrm>
+                        <a:prstGeom prst="rect">
+                          <a:avLst/>
+                        </a:prstGeom>
+                      </pic:spPr>
+                    </pic:pic>
+                  </a:graphicData>
+                </a:graphic>
+              </wp:inline>
+            </w:drawing>
+          </mc:Choice>
+          <mc:Fallback>
+            <w:pict>
+              <v:shapetype id="_x0000_t75" coordsize="21600,21600" o:spt="75" o:preferrelative="t" path="m@4@5l@4@11@9@11@9@5xe" filled="f" stroked="f">
+                <v:stroke joinstyle="miter"/>
+                <v:formulas>
+                  <v:f eqn="if lineDrawn pixelLineWidth 0"/>
+                  <v:f eqn="sum @0 1 0"/>
+                  <v:f eqn="sum 0 0 @1"/>
+                  <v:f eqn="prod @2 1 2"/>
+                  <v:f eqn="prod @3 21600 pixelWidth"/>
+                  <v:f eqn="prod @3 21600 pixelHeight"/>
+                  <v:f eqn="sum @0 0 1"/>
+                  <v:f eqn="prod @6 1 2"/>
+                  <v:f eqn="prod @7 21600 pixelWidth"/>
+                  <v:f eqn="sum @8 21600 0"/>
+                  <v:f eqn="prod @7 21600 pixelHeight"/>
+                  <v:f eqn="sum @10 21600 0"/>
+                </v:formulas>
+                <v:path o:extrusionok="f" gradientshapeok="t" o:connecttype="rect"/>
+                <o:lock v:ext="edit" aspectratio="t"/>
+              </v:shapetype>
+              <v:shape id="_x0000_i3" o:spid="_x0000_s3" type="#_x0000_t75" style="width:432.00pt;height:223.93pt;mso-wrap-distance-left:0.00pt;mso-wrap-distance-top:0.00pt;mso-wrap-distance-right:0.00pt;mso-wrap-distance-bottom:0.00pt;z-index:1;" stroked="false">
+                <v:imagedata r:id="rId13" o:title=""/>
+                <o:lock v:ext="edit" rotation="t"/>
+              </v:shape>
+            </w:pict>
+          </mc:Fallback>
+        </mc:AlternateContent>
+      </w:r>
+      <w:r>
+        <w:rPr>
+          <w:highlight w:val="none"/>
+          <w:lang w:val="en-GB" w:bidi="en-GB"/>
+        </w:rPr>
+      </w:r>
+      <w:r>
+        <w:rPr>
+          <w:highlight w:val="none"/>
+          <w:lang w:val="en-GB" w:bidi="en-GB"/>
+        </w:rPr>
+      </w:r>
+    </w:p>
+    <w:p>
+      <w:pPr>
+        <w:pBdr/>
+        <w:spacing/>
+        <w:ind/>
+        <w:rPr>
+          <w:highlight w:val="none"/>
+          <w:lang w:val="en-GB" w:bidi="en-GB"/>
         </w:rPr>
       </w:pPr>
       <w:r>
@@ -600,7 +1020,338 @@
       </w:r>
       <w:r>
         <w:rPr>
+          <w:highlight w:val="none"/>
+          <w:lang w:val="en-GB" w:bidi="en-GB"/>
+        </w:rPr>
+      </w:r>
+    </w:p>
+    <w:p>
+      <w:pPr>
+        <w:pBdr/>
+        <w:spacing/>
+        <w:ind/>
+        <w:rPr>
+          <w:highlight w:val="none"/>
+          <w:lang w:val="en-GB" w:bidi="en-GB"/>
+        </w:rPr>
+      </w:pPr>
+      <w:r>
+        <w:rPr>
+          <w:highlight w:val="none"/>
+          <w:lang w:val="en-GB" w:bidi="en-GB"/>
+        </w:rPr>
+        <w:t xml:space="preserve">Consistent task completes in JIRA</w:t>
+      </w:r>
+      <w:r>
+        <w:rPr>
+          <w:highlight w:val="none"/>
+          <w:lang w:val="en-GB" w:bidi="en-GB"/>
+        </w:rPr>
+        <w:t xml:space="preserve"> showing</w:t>
+      </w:r>
+      <w:r>
+        <w:rPr>
+          <w:highlight w:val="none"/>
+          <w:lang w:val="en-GB" w:bidi="en-GB"/>
+        </w:rPr>
+        <w:t xml:space="preserve"> confidence and versatility with trying and implementing new things into the project</w:t>
+      </w:r>
+      <w:r>
+        <w:rPr>
+          <w:highlight w:val="none"/>
+          <w:lang w:val="en-GB" w:bidi="en-GB"/>
+        </w:rPr>
+      </w:r>
+      <w:r>
+        <w:rPr>
+          <w:highlight w:val="none"/>
+          <w:lang w:val="en-GB" w:bidi="en-GB"/>
+        </w:rPr>
+      </w:r>
+    </w:p>
+    <w:p>
+      <w:pPr>
+        <w:pBdr/>
+        <w:spacing/>
+        <w:ind/>
+        <w:rPr>
+          <w:highlight w:val="none"/>
+          <w:lang w:val="en-GB" w:bidi="en-GB"/>
+        </w:rPr>
+      </w:pPr>
+      <w:r>
+        <w:rPr>
+          <w:highlight w:val="none"/>
+          <w:lang w:val="en-GB" w:bidi="en-GB"/>
+        </w:rPr>
+        <mc:AlternateContent>
+          <mc:Choice Requires="wpg">
+            <w:drawing>
+              <wp:inline xmlns:wp="http://schemas.openxmlformats.org/drawingml/2006/wordprocessingDrawing" distT="0" distB="0" distL="0" distR="0">
+                <wp:extent cx="5486400" cy="2127124"/>
+                <wp:effectExtent l="0" t="0" r="0" b="0"/>
+                <wp:docPr id="5" name=""/>
+                <wp:cNvGraphicFramePr>
+                  <a:graphicFrameLocks xmlns:a="http://schemas.openxmlformats.org/drawingml/2006/main" noChangeAspect="1"/>
+                </wp:cNvGraphicFramePr>
+                <a:graphic xmlns:a="http://schemas.openxmlformats.org/drawingml/2006/main">
+                  <a:graphicData uri="http://schemas.openxmlformats.org/drawingml/2006/picture">
+                    <pic:pic xmlns:pic="http://schemas.openxmlformats.org/drawingml/2006/picture">
+                      <pic:nvPicPr>
+                        <pic:cNvPr id="742651691" name=""/>
+                        <pic:cNvPicPr>
+                          <a:picLocks noChangeAspect="1"/>
+                        </pic:cNvPicPr>
+                        <pic:nvPr/>
+                      </pic:nvPicPr>
+                      <pic:blipFill rotWithShape="1">
+                        <a:blip r:embed="rId14"/>
+                        <a:stretch/>
+                      </pic:blipFill>
+                      <pic:spPr bwMode="auto">
+                        <a:xfrm>
+                          <a:off x="0" y="0"/>
+                          <a:ext cx="5486399" cy="2127124"/>
+                        </a:xfrm>
+                        <a:prstGeom prst="rect">
+                          <a:avLst/>
+                        </a:prstGeom>
+                      </pic:spPr>
+                    </pic:pic>
+                  </a:graphicData>
+                </a:graphic>
+              </wp:inline>
+            </w:drawing>
+          </mc:Choice>
+          <mc:Fallback>
+            <w:pict>
+              <v:shapetype id="_x0000_t75" coordsize="21600,21600" o:spt="75" o:preferrelative="t" path="m@4@5l@4@11@9@11@9@5xe" filled="f" stroked="f">
+                <v:stroke joinstyle="miter"/>
+                <v:formulas>
+                  <v:f eqn="if lineDrawn pixelLineWidth 0"/>
+                  <v:f eqn="sum @0 1 0"/>
+                  <v:f eqn="sum 0 0 @1"/>
+                  <v:f eqn="prod @2 1 2"/>
+                  <v:f eqn="prod @3 21600 pixelWidth"/>
+                  <v:f eqn="prod @3 21600 pixelHeight"/>
+                  <v:f eqn="sum @0 0 1"/>
+                  <v:f eqn="prod @6 1 2"/>
+                  <v:f eqn="prod @7 21600 pixelWidth"/>
+                  <v:f eqn="sum @8 21600 0"/>
+                  <v:f eqn="prod @7 21600 pixelHeight"/>
+                  <v:f eqn="sum @10 21600 0"/>
+                </v:formulas>
+                <v:path o:extrusionok="f" gradientshapeok="t" o:connecttype="rect"/>
+                <o:lock v:ext="edit" aspectratio="t"/>
+              </v:shapetype>
+              <v:shape id="_x0000_i4" o:spid="_x0000_s4" type="#_x0000_t75" style="width:432.00pt;height:167.49pt;mso-wrap-distance-left:0.00pt;mso-wrap-distance-top:0.00pt;mso-wrap-distance-right:0.00pt;mso-wrap-distance-bottom:0.00pt;z-index:1;" stroked="false">
+                <v:imagedata r:id="rId14" o:title=""/>
+                <o:lock v:ext="edit" rotation="t"/>
+              </v:shape>
+            </w:pict>
+          </mc:Fallback>
+        </mc:AlternateContent>
+      </w:r>
+      <w:r>
+        <w:rPr>
+          <w:highlight w:val="none"/>
+          <w:lang w:val="en-GB" w:bidi="en-GB"/>
+        </w:rPr>
+      </w:r>
+      <w:r>
+        <w:rPr>
+          <w:highlight w:val="none"/>
+          <w:lang w:val="en-GB" w:bidi="en-GB"/>
+        </w:rPr>
+      </w:r>
+    </w:p>
+    <w:p>
+      <w:pPr>
+        <w:pBdr/>
+        <w:spacing/>
+        <w:ind/>
+        <w:rPr>
+          <w:highlight w:val="none"/>
+          <w:lang w:val="en-GB" w:bidi="en-GB"/>
+        </w:rPr>
+      </w:pPr>
+      <w:r>
+        <w:rPr>
+          <w:highlight w:val="none"/>
+          <w:lang w:val="en-GB" w:bidi="en-GB"/>
+        </w:rPr>
+      </w:r>
+      <w:r>
+        <w:rPr>
+          <w:highlight w:val="none"/>
+          <w:lang w:val="en-GB" w:bidi="en-GB"/>
+        </w:rPr>
+      </w:r>
+      <w:r>
+        <w:rPr>
+          <w:highlight w:val="none"/>
+          <w:lang w:val="en-GB" w:bidi="en-GB"/>
+        </w:rPr>
+      </w:r>
+    </w:p>
+    <w:p>
+      <w:pPr>
+        <w:pBdr/>
+        <w:spacing/>
+        <w:ind/>
+        <w:rPr>
+          <w:highlight w:val="none"/>
           <w:lang w:val="en-GB"/>
+        </w:rPr>
+      </w:pPr>
+      <w:r>
+        <w:rPr>
+          <w:highlight w:val="none"/>
+          <w:lang w:val="en-GB" w:bidi="en-GB"/>
+        </w:rPr>
+        <w:t xml:space="preserve">Chat channels show consistent communication, occasionally with detail-dense messages</w:t>
+      </w:r>
+      <w:r>
+        <w:rPr>
+          <w:highlight w:val="none"/>
+          <w:lang w:val="en-GB" w:bidi="en-GB"/>
+        </w:rPr>
+        <mc:AlternateContent>
+          <mc:Choice Requires="wpg">
+            <w:drawing>
+              <wp:inline xmlns:wp="http://schemas.openxmlformats.org/drawingml/2006/wordprocessingDrawing" distT="0" distB="0" distL="0" distR="0">
+                <wp:extent cx="5486400" cy="3140242"/>
+                <wp:effectExtent l="0" t="0" r="0" b="0"/>
+                <wp:docPr id="6" name=""/>
+                <wp:cNvGraphicFramePr>
+                  <a:graphicFrameLocks xmlns:a="http://schemas.openxmlformats.org/drawingml/2006/main" noChangeAspect="1"/>
+                </wp:cNvGraphicFramePr>
+                <a:graphic xmlns:a="http://schemas.openxmlformats.org/drawingml/2006/main">
+                  <a:graphicData uri="http://schemas.openxmlformats.org/drawingml/2006/picture">
+                    <pic:pic xmlns:pic="http://schemas.openxmlformats.org/drawingml/2006/picture">
+                      <pic:nvPicPr>
+                        <pic:cNvPr id="2044887145" name=""/>
+                        <pic:cNvPicPr>
+                          <a:picLocks noChangeAspect="1"/>
+                        </pic:cNvPicPr>
+                        <pic:nvPr/>
+                      </pic:nvPicPr>
+                      <pic:blipFill rotWithShape="1">
+                        <a:blip r:embed="rId15"/>
+                        <a:stretch/>
+                      </pic:blipFill>
+                      <pic:spPr bwMode="auto">
+                        <a:xfrm>
+                          <a:off x="0" y="0"/>
+                          <a:ext cx="5486399" cy="3140241"/>
+                        </a:xfrm>
+                        <a:prstGeom prst="rect">
+                          <a:avLst/>
+                        </a:prstGeom>
+                      </pic:spPr>
+                    </pic:pic>
+                  </a:graphicData>
+                </a:graphic>
+              </wp:inline>
+            </w:drawing>
+          </mc:Choice>
+          <mc:Fallback>
+            <w:pict>
+              <v:shapetype id="_x0000_t75" coordsize="21600,21600" o:spt="75" o:preferrelative="t" path="m@4@5l@4@11@9@11@9@5xe" filled="f" stroked="f">
+                <v:stroke joinstyle="miter"/>
+                <v:formulas>
+                  <v:f eqn="if lineDrawn pixelLineWidth 0"/>
+                  <v:f eqn="sum @0 1 0"/>
+                  <v:f eqn="sum 0 0 @1"/>
+                  <v:f eqn="prod @2 1 2"/>
+                  <v:f eqn="prod @3 21600 pixelWidth"/>
+                  <v:f eqn="prod @3 21600 pixelHeight"/>
+                  <v:f eqn="sum @0 0 1"/>
+                  <v:f eqn="prod @6 1 2"/>
+                  <v:f eqn="prod @7 21600 pixelWidth"/>
+                  <v:f eqn="sum @8 21600 0"/>
+                  <v:f eqn="prod @7 21600 pixelHeight"/>
+                  <v:f eqn="sum @10 21600 0"/>
+                </v:formulas>
+                <v:path o:extrusionok="f" gradientshapeok="t" o:connecttype="rect"/>
+                <o:lock v:ext="edit" aspectratio="t"/>
+              </v:shapetype>
+              <v:shape id="_x0000_i5" o:spid="_x0000_s5" type="#_x0000_t75" style="width:432.00pt;height:247.26pt;mso-wrap-distance-left:0.00pt;mso-wrap-distance-top:0.00pt;mso-wrap-distance-right:0.00pt;mso-wrap-distance-bottom:0.00pt;z-index:1;" stroked="false">
+                <v:imagedata r:id="rId15" o:title=""/>
+                <o:lock v:ext="edit" rotation="t"/>
+              </v:shape>
+            </w:pict>
+          </mc:Fallback>
+        </mc:AlternateContent>
+      </w:r>
+      <w:r>
+        <w:rPr>
+          <w:highlight w:val="none"/>
+          <w:lang w:val="en-GB" w:bidi="en-GB"/>
+        </w:rPr>
+      </w:r>
+      <w:r>
+        <w:rPr>
+          <w:highlight w:val="none"/>
+          <w:lang w:val="en-GB"/>
+        </w:rPr>
+      </w:r>
+    </w:p>
+    <w:p>
+      <w:pPr>
+        <w:pBdr/>
+        <w:spacing/>
+        <w:ind/>
+        <w:rPr>
+          <w:highlight w:val="none"/>
+          <w:lang w:val="en-GB" w:bidi="en-GB"/>
+        </w:rPr>
+      </w:pPr>
+      <w:r>
+        <w:rPr>
+          <w:highlight w:val="none"/>
+          <w:lang w:val="en-GB" w:bidi="en-GB"/>
+        </w:rPr>
+      </w:r>
+      <w:r>
+        <w:rPr>
+          <w:highlight w:val="none"/>
+          <w:lang w:val="en-GB" w:bidi="en-GB"/>
+        </w:rPr>
+      </w:r>
+      <w:r>
+        <w:rPr>
+          <w:highlight w:val="none"/>
+          <w:lang w:val="en-GB" w:bidi="en-GB"/>
+        </w:rPr>
+      </w:r>
+    </w:p>
+    <w:p>
+      <w:pPr>
+        <w:pBdr/>
+        <w:spacing/>
+        <w:ind/>
+        <w:rPr>
+          <w:highlight w:val="none"/>
+          <w:lang w:val="en-GB" w:bidi="en-GB"/>
+        </w:rPr>
+      </w:pPr>
+      <w:r>
+        <w:rPr>
+          <w:highlight w:val="none"/>
+          <w:lang w:val="en-GB" w:bidi="en-GB"/>
+        </w:rPr>
+      </w:r>
+      <w:r>
+        <w:rPr>
+          <w:highlight w:val="none"/>
+          <w:lang w:val="en-GB"/>
+        </w:rPr>
+      </w:r>
+      <w:r>
+        <w:rPr>
+          <w:highlight w:val="none"/>
+          <w:lang w:val="en-GB" w:bidi="en-GB"/>
         </w:rPr>
       </w:r>
     </w:p>
@@ -644,7 +1395,6 @@
         <w:spacing/>
         <w:ind/>
         <w:rPr>
-          <w:highlight w:val="none"/>
           <w:lang w:val="en-GB"/>
         </w:rPr>
       </w:pPr>
@@ -652,33 +1402,13 @@
         <w:rPr>
           <w:lang w:val="en-GB"/>
         </w:rPr>
-        <w:t xml:space="preserve">This student produces high-quality work independently and meets deadlines reliably. However, they communicate infrequently, respond slowly to messages, and often work in isolation from the rest of the team.</w:t>
+        <w:t xml:space="preserve">This student is enthusiastic about contributing and has key strengths in theorising solutions, however they contr</w:t>
       </w:r>
       <w:r>
         <w:rPr>
           <w:lang w:val="en-GB"/>
         </w:rPr>
-      </w:r>
-      <w:r>
-        <w:rPr>
-          <w:highlight w:val="none"/>
-          <w:lang w:val="en-GB"/>
-        </w:rPr>
-      </w:r>
-    </w:p>
-    <w:p>
-      <w:pPr>
-        <w:pBdr/>
-        <w:spacing/>
-        <w:ind/>
-        <w:rPr>
-          <w:lang w:val="en-GB"/>
-        </w:rPr>
-      </w:pPr>
-      <w:r>
-        <w:rPr>
-          <w:lang w:val="en-GB"/>
-        </w:rPr>
+        <w:t xml:space="preserve">ibute sporadically and can communicate infrequently, often dropping tasks silently and without notice. Doesn’t ask when they need help so it’s difficult to identify or resolve blockers. Provides valuable work but more in isolation from the team.</w:t>
       </w:r>
       <w:r>
         <w:rPr>
@@ -697,129 +1427,8 @@
         <w:spacing/>
         <w:ind/>
         <w:rPr>
-          <w:lang w:val="en-GB"/>
-        </w:rPr>
-      </w:pPr>
-      <w:r>
-        <w:rPr>
-          <w:lang w:val="en-GB"/>
-        </w:rPr>
-        <w:t xml:space="preserve">This student is a highly enthusiastic thinker with key strengths in theorising solutions, however they contr</w:t>
-      </w:r>
-      <w:r>
-        <w:rPr>
-          <w:lang w:val="en-GB"/>
-        </w:rPr>
-        <w:t xml:space="preserve">ibute sporadically and communicate very infrequently, often dropping tasks silently and without notice. Doesn’t ask when they need help so it’s difficult to identify an issue or try to resolve blockers. Often working in isolation from the rest of the team?</w:t>
-      </w:r>
-      <w:r>
-        <w:rPr>
-          <w:lang w:val="en-GB"/>
-        </w:rPr>
-      </w:r>
-      <w:r>
-        <w:rPr>
-          <w:lang w:val="en-GB"/>
-        </w:rPr>
-      </w:r>
-    </w:p>
-    <w:p>
-      <w:pPr>
-        <w:pBdr/>
-        <w:spacing/>
-        <w:ind/>
-        <w:rPr>
-          <w:highlight w:val="none"/>
-          <w:lang w:val="en-GB"/>
-        </w:rPr>
-      </w:pPr>
-      <w:r>
-        <w:rPr>
-          <w:lang w:val="en-GB"/>
-        </w:rPr>
-      </w:r>
-      <w:r>
-        <w:rPr>
-          <w:lang w:val="en-GB"/>
-        </w:rPr>
-        <w:t xml:space="preserve">Git inexperience with the fork thing?</w:t>
-      </w:r>
-      <w:r>
-        <w:rPr>
-          <w:lang w:val="en-GB"/>
-        </w:rPr>
-      </w:r>
-      <w:r>
-        <w:rPr>
-          <w:highlight w:val="none"/>
-          <w:lang w:val="en-GB"/>
-        </w:rPr>
-      </w:r>
-    </w:p>
-    <w:p>
-      <w:pPr>
-        <w:pBdr/>
-        <w:spacing/>
-        <w:ind/>
-        <w:rPr>
           <w:highlight w:val="none"/>
           <w:lang w:val="en-GB" w:bidi="en-GB"/>
-        </w:rPr>
-      </w:pPr>
-      <w:r>
-        <w:rPr>
-          <w:highlight w:val="none"/>
-          <w:lang w:val="en-GB" w:bidi="en-GB"/>
-        </w:rPr>
-        <w:t xml:space="preserve">Took on tasks didn’t complete</w:t>
-      </w:r>
-      <w:r>
-        <w:rPr>
-          <w:lang w:val="en-GB"/>
-        </w:rPr>
-      </w:r>
-      <w:r>
-        <w:rPr>
-          <w:highlight w:val="none"/>
-          <w:lang w:val="en-GB" w:bidi="en-GB"/>
-        </w:rPr>
-      </w:r>
-    </w:p>
-    <w:p>
-      <w:pPr>
-        <w:pBdr/>
-        <w:spacing/>
-        <w:ind/>
-        <w:rPr>
-          <w:lang w:val="en-GB"/>
-        </w:rPr>
-      </w:pPr>
-      <w:r>
-        <w:rPr>
-          <w:highlight w:val="none"/>
-          <w:lang w:val="en-GB" w:bidi="en-GB"/>
-        </w:rPr>
-        <w:t xml:space="preserve">Meeting notes probably sparse </w:t>
-      </w:r>
-      <w:r>
-        <w:rPr>
-          <w:highlight w:val="none"/>
-          <w:lang w:val="en-GB" w:bidi="en-GB"/>
-        </w:rPr>
-      </w:r>
-      <w:r>
-        <w:rPr>
-          <w:lang w:val="en-GB"/>
-        </w:rPr>
-      </w:r>
-    </w:p>
-    <w:p>
-      <w:pPr>
-        <w:pBdr/>
-        <w:spacing/>
-        <w:ind/>
-        <w:rPr>
-          <w:lang w:val="en-GB"/>
         </w:rPr>
       </w:pPr>
       <w:r>
@@ -833,17 +1442,41 @@
           <w:highlight w:val="none"/>
           <w:lang w:val="en-GB" w:bidi="en-GB"/>
         </w:rPr>
-        <w:t xml:space="preserve">Links to blog</w:t>
       </w:r>
       <w:r>
         <w:rPr>
           <w:highlight w:val="none"/>
-          <w:lang w:val="en-GB"/>
+          <w:lang w:val="en-GB" w:bidi="en-GB"/>
+        </w:rPr>
+      </w:r>
+    </w:p>
+    <w:p>
+      <w:pPr>
+        <w:pBdr/>
+        <w:spacing/>
+        <w:ind/>
+        <w:rPr>
+          <w:highlight w:val="none"/>
+          <w:lang w:val="en-GB" w:bidi="en-GB"/>
+        </w:rPr>
+      </w:pPr>
+      <w:r>
+        <w:rPr>
+          <w:highlight w:val="none"/>
+          <w:lang w:val="en-GB" w:bidi="en-GB"/>
+        </w:rPr>
+        <w:t xml:space="preserve">Fewer tasks completed in the JIRA, some others were left and reassigned. </w:t>
+      </w:r>
+      <w:r>
+        <w:rPr>
+          <w:highlight w:val="none"/>
+          <w:lang w:val="en-GB" w:bidi="en-GB"/>
         </w:rPr>
       </w:r>
       <w:r>
         <w:rPr>
-          <w:lang w:val="en-GB"/>
+          <w:highlight w:val="none"/>
+          <w:lang w:val="en-GB" w:bidi="en-GB"/>
         </w:rPr>
       </w:r>
     </w:p>
@@ -853,143 +1486,209 @@
         <w:spacing/>
         <w:ind/>
         <w:rPr>
-          <w:lang w:val="en-GB"/>
+          <w:highlight w:val="none"/>
+          <w:lang w:val="en-GB" w:bidi="en-GB"/>
         </w:rPr>
       </w:pPr>
       <w:r>
         <w:rPr>
-          <w:lang w:val="en-GB"/>
+          <w:highlight w:val="none"/>
+          <w:lang w:val="en-GB" w:bidi="en-GB"/>
         </w:rPr>
-        <w:t xml:space="preserve">You have access to typical project evidence such as:</w:t>
+        <mc:AlternateContent>
+          <mc:Choice Requires="wpg">
+            <w:drawing>
+              <wp:inline xmlns:wp="http://schemas.openxmlformats.org/drawingml/2006/wordprocessingDrawing" distT="0" distB="0" distL="0" distR="0">
+                <wp:extent cx="5486400" cy="681099"/>
+                <wp:effectExtent l="0" t="0" r="0" b="0"/>
+                <wp:docPr id="7" name=""/>
+                <wp:cNvGraphicFramePr>
+                  <a:graphicFrameLocks xmlns:a="http://schemas.openxmlformats.org/drawingml/2006/main" noChangeAspect="1"/>
+                </wp:cNvGraphicFramePr>
+                <a:graphic xmlns:a="http://schemas.openxmlformats.org/drawingml/2006/main">
+                  <a:graphicData uri="http://schemas.openxmlformats.org/drawingml/2006/picture">
+                    <pic:pic xmlns:pic="http://schemas.openxmlformats.org/drawingml/2006/picture">
+                      <pic:nvPicPr>
+                        <pic:cNvPr id="1108576659" name=""/>
+                        <pic:cNvPicPr>
+                          <a:picLocks noChangeAspect="1"/>
+                        </pic:cNvPicPr>
+                        <pic:nvPr/>
+                      </pic:nvPicPr>
+                      <pic:blipFill rotWithShape="1">
+                        <a:blip r:embed="rId16"/>
+                        <a:stretch/>
+                      </pic:blipFill>
+                      <pic:spPr bwMode="auto">
+                        <a:xfrm>
+                          <a:off x="0" y="0"/>
+                          <a:ext cx="5486399" cy="681099"/>
+                        </a:xfrm>
+                        <a:prstGeom prst="rect">
+                          <a:avLst/>
+                        </a:prstGeom>
+                      </pic:spPr>
+                    </pic:pic>
+                  </a:graphicData>
+                </a:graphic>
+              </wp:inline>
+            </w:drawing>
+          </mc:Choice>
+          <mc:Fallback>
+            <w:pict>
+              <v:shapetype id="_x0000_t75" coordsize="21600,21600" o:spt="75" o:preferrelative="t" path="m@4@5l@4@11@9@11@9@5xe" filled="f" stroked="f">
+                <v:stroke joinstyle="miter"/>
+                <v:formulas>
+                  <v:f eqn="if lineDrawn pixelLineWidth 0"/>
+                  <v:f eqn="sum @0 1 0"/>
+                  <v:f eqn="sum 0 0 @1"/>
+                  <v:f eqn="prod @2 1 2"/>
+                  <v:f eqn="prod @3 21600 pixelWidth"/>
+                  <v:f eqn="prod @3 21600 pixelHeight"/>
+                  <v:f eqn="sum @0 0 1"/>
+                  <v:f eqn="prod @6 1 2"/>
+                  <v:f eqn="prod @7 21600 pixelWidth"/>
+                  <v:f eqn="sum @8 21600 0"/>
+                  <v:f eqn="prod @7 21600 pixelHeight"/>
+                  <v:f eqn="sum @10 21600 0"/>
+                </v:formulas>
+                <v:path o:extrusionok="f" gradientshapeok="t" o:connecttype="rect"/>
+                <o:lock v:ext="edit" aspectratio="t"/>
+              </v:shapetype>
+              <v:shape id="_x0000_i6" o:spid="_x0000_s6" type="#_x0000_t75" style="width:432.00pt;height:53.63pt;mso-wrap-distance-left:0.00pt;mso-wrap-distance-top:0.00pt;mso-wrap-distance-right:0.00pt;mso-wrap-distance-bottom:0.00pt;z-index:1;" stroked="false">
+                <v:imagedata r:id="rId16" o:title=""/>
+                <o:lock v:ext="edit" rotation="t"/>
+              </v:shape>
+            </w:pict>
+          </mc:Fallback>
+        </mc:AlternateContent>
       </w:r>
       <w:r>
         <w:rPr>
-          <w:lang w:val="en-GB"/>
+          <w:highlight w:val="none"/>
+          <w:lang w:val="en-GB" w:bidi="en-GB"/>
         </w:rPr>
       </w:r>
       <w:r>
         <w:rPr>
-          <w:lang w:val="en-GB"/>
+          <w:highlight w:val="none"/>
+          <w:lang w:val="en-GB" w:bidi="en-GB"/>
         </w:rPr>
       </w:r>
     </w:p>
     <w:p>
       <w:pPr>
-        <w:numPr>
-          <w:ilvl w:val="0"/>
-          <w:numId w:val="10"/>
-        </w:numPr>
         <w:pBdr/>
         <w:spacing/>
         <w:ind/>
         <w:rPr>
-          <w:lang w:val="en-GB"/>
+          <w:highlight w:val="none"/>
+          <w:lang w:val="en-GB" w:bidi="en-GB"/>
         </w:rPr>
       </w:pPr>
       <w:r>
         <w:rPr>
-          <w:lang w:val="en-GB"/>
-        </w:rPr>
-        <w:t xml:space="preserve">commit history</w:t>
-      </w:r>
-      <w:r>
-        <w:rPr>
-          <w:lang w:val="en-GB"/>
+          <w:highlight w:val="none"/>
+          <w:lang w:val="en-GB" w:bidi="en-GB"/>
         </w:rPr>
       </w:r>
       <w:r>
         <w:rPr>
-          <w:lang w:val="en-GB"/>
+          <w:highlight w:val="none"/>
+          <w:lang w:val="en-GB" w:bidi="en-GB"/>
+        </w:rPr>
+      </w:r>
+      <w:r>
+        <w:rPr>
+          <w:highlight w:val="none"/>
+          <w:lang w:val="en-GB" w:bidi="en-GB"/>
         </w:rPr>
       </w:r>
     </w:p>
     <w:p>
       <w:pPr>
-        <w:numPr>
-          <w:ilvl w:val="0"/>
-          <w:numId w:val="10"/>
-        </w:numPr>
         <w:pBdr/>
         <w:spacing/>
         <w:ind/>
         <w:rPr>
-          <w:lang w:val="en-GB"/>
+          <w:highlight w:val="none"/>
+          <w:lang w:val="en-GB" w:bidi="en-GB"/>
         </w:rPr>
       </w:pPr>
       <w:r>
         <w:rPr>
-          <w:lang w:val="en-GB"/>
-        </w:rPr>
-        <w:t xml:space="preserve">shared task boards</w:t>
-      </w:r>
-      <w:r>
-        <w:rPr>
-          <w:lang w:val="en-GB"/>
+          <w:highlight w:val="none"/>
+          <w:lang w:val="en-GB" w:bidi="en-GB"/>
         </w:rPr>
       </w:r>
       <w:r>
         <w:rPr>
-          <w:lang w:val="en-GB"/>
+          <w:highlight w:val="none"/>
+          <w:lang w:val="en-GB" w:bidi="en-GB"/>
+        </w:rPr>
+      </w:r>
+      <w:r>
+        <w:rPr>
+          <w:highlight w:val="none"/>
+          <w:lang w:val="en-GB" w:bidi="en-GB"/>
         </w:rPr>
       </w:r>
     </w:p>
     <w:p>
       <w:pPr>
-        <w:numPr>
-          <w:ilvl w:val="0"/>
-          <w:numId w:val="10"/>
-        </w:numPr>
         <w:pBdr/>
         <w:spacing/>
         <w:ind/>
         <w:rPr>
-          <w:lang w:val="en-GB"/>
+          <w:highlight w:val="none"/>
+          <w:lang w:val="en-GB" w:bidi="en-GB"/>
         </w:rPr>
       </w:pPr>
       <w:r>
         <w:rPr>
-          <w:lang w:val="en-GB"/>
-        </w:rPr>
-        <w:t xml:space="preserve">meeting notes</w:t>
-      </w:r>
-      <w:r>
-        <w:rPr>
-          <w:lang w:val="en-GB"/>
+          <w:highlight w:val="none"/>
+          <w:lang w:val="en-GB" w:bidi="en-GB"/>
         </w:rPr>
       </w:r>
       <w:r>
         <w:rPr>
-          <w:lang w:val="en-GB"/>
+          <w:highlight w:val="none"/>
+          <w:lang w:val="en-GB" w:bidi="en-GB"/>
+        </w:rPr>
+      </w:r>
+      <w:r>
+        <w:rPr>
+          <w:highlight w:val="none"/>
+          <w:lang w:val="en-GB" w:bidi="en-GB"/>
         </w:rPr>
       </w:r>
     </w:p>
     <w:p>
       <w:pPr>
-        <w:numPr>
-          <w:ilvl w:val="0"/>
-          <w:numId w:val="10"/>
-        </w:numPr>
         <w:pBdr/>
         <w:spacing/>
         <w:ind/>
         <w:rPr>
-          <w:lang w:val="en-GB"/>
+          <w:highlight w:val="none"/>
+          <w:lang w:val="en-GB" w:bidi="en-GB"/>
         </w:rPr>
       </w:pPr>
       <w:r>
         <w:rPr>
-          <w:lang w:val="en-GB"/>
-        </w:rPr>
-        <w:t xml:space="preserve">your own observations during the project</w:t>
-      </w:r>
-      <w:r>
-        <w:rPr>
-          <w:lang w:val="en-GB"/>
+          <w:highlight w:val="none"/>
+          <w:lang w:val="en-GB" w:bidi="en-GB"/>
         </w:rPr>
       </w:r>
       <w:r>
         <w:rPr>
-          <w:lang w:val="en-GB"/>
+          <w:highlight w:val="none"/>
+          <w:lang w:val="en-GB" w:bidi="en-GB"/>
+        </w:rPr>
+      </w:r>
+      <w:r>
+        <w:rPr>
+          <w:highlight w:val="none"/>
+          <w:lang w:val="en-GB" w:bidi="en-GB"/>
         </w:rPr>
       </w:r>
     </w:p>
@@ -998,9 +1697,194 @@
         <w:pBdr/>
         <w:spacing/>
         <w:ind/>
+        <w:rPr>
+          <w:highlight w:val="none"/>
+          <w:lang w:val="en-GB" w:bidi="en-GB"/>
+        </w:rPr>
+      </w:pPr>
+      <w:r>
+        <w:rPr>
+          <w:highlight w:val="none"/>
+          <w:lang w:val="en-GB" w:bidi="en-GB"/>
+        </w:rPr>
+      </w:r>
+      <w:r>
+        <w:rPr>
+          <w:highlight w:val="none"/>
+          <w:lang w:val="en-GB" w:bidi="en-GB"/>
+        </w:rPr>
+      </w:r>
+      <w:r>
+        <w:rPr>
+          <w:highlight w:val="none"/>
+          <w:lang w:val="en-GB" w:bidi="en-GB"/>
+        </w:rPr>
+      </w:r>
+    </w:p>
+    <w:p>
+      <w:pPr>
+        <w:pBdr/>
+        <w:spacing/>
+        <w:ind/>
+        <w:rPr>
+          <w:highlight w:val="none"/>
+          <w:lang w:val="en-GB" w:bidi="en-GB"/>
+        </w:rPr>
+      </w:pPr>
+      <w:r>
+        <w:rPr>
+          <w:highlight w:val="none"/>
+          <w:lang w:val="en-GB" w:bidi="en-GB"/>
+        </w:rPr>
+      </w:r>
+      <w:r>
+        <w:rPr>
+          <w:highlight w:val="none"/>
+          <w:lang w:val="en-GB" w:bidi="en-GB"/>
+        </w:rPr>
+      </w:r>
+      <w:r>
+        <w:rPr>
+          <w:highlight w:val="none"/>
+          <w:lang w:val="en-GB" w:bidi="en-GB"/>
+        </w:rPr>
+      </w:r>
+    </w:p>
+    <w:p>
+      <w:pPr>
+        <w:pBdr/>
+        <w:spacing/>
+        <w:ind/>
+        <w:rPr>
+          <w:highlight w:val="none"/>
+          <w:lang w:val="en-GB" w:bidi="en-GB"/>
+        </w:rPr>
+      </w:pPr>
+      <w:r>
+        <w:rPr>
+          <w:highlight w:val="none"/>
+          <w:lang w:val="en-GB" w:bidi="en-GB"/>
+        </w:rPr>
+      </w:r>
+      <w:r>
+        <w:rPr>
+          <w:highlight w:val="none"/>
+          <w:lang w:val="en-GB" w:bidi="en-GB"/>
+        </w:rPr>
+      </w:r>
+      <w:r>
+        <w:rPr>
+          <w:highlight w:val="none"/>
+          <w:lang w:val="en-GB" w:bidi="en-GB"/>
+        </w:rPr>
+      </w:r>
+    </w:p>
+    <w:p>
+      <w:pPr>
+        <w:pBdr/>
+        <w:spacing/>
+        <w:ind/>
+        <w:rPr>
+          <w:highlight w:val="none"/>
+          <w:lang w:val="en-GB" w:bidi="en-GB"/>
+        </w:rPr>
+      </w:pPr>
+      <w:r>
+        <w:rPr>
+          <w:highlight w:val="none"/>
+          <w:lang w:val="en-GB" w:bidi="en-GB"/>
+        </w:rPr>
+        <w:t xml:space="preserve">Chat channel shows contributions and eagerness to contribute</w:t>
+      </w:r>
+      <w:r>
+        <w:rPr>
+          <w:highlight w:val="none"/>
+          <w:lang w:val="en-GB" w:bidi="en-GB"/>
+        </w:rPr>
+      </w:r>
+      <w:r>
+        <w:rPr>
+          <w:highlight w:val="none"/>
+          <w:lang w:val="en-GB" w:bidi="en-GB"/>
+        </w:rPr>
+      </w:r>
+    </w:p>
+    <w:p>
+      <w:pPr>
+        <w:pBdr/>
+        <w:spacing/>
+        <w:ind/>
         <w:rPr/>
       </w:pPr>
-      <w:r/>
+      <w:r>
+        <mc:AlternateContent>
+          <mc:Choice Requires="wpg">
+            <w:drawing>
+              <wp:inline xmlns:wp="http://schemas.openxmlformats.org/drawingml/2006/wordprocessingDrawing" distT="0" distB="0" distL="0" distR="0">
+                <wp:extent cx="5486400" cy="1957539"/>
+                <wp:effectExtent l="0" t="0" r="0" b="0"/>
+                <wp:docPr id="8" name=""/>
+                <wp:cNvGraphicFramePr>
+                  <a:graphicFrameLocks xmlns:a="http://schemas.openxmlformats.org/drawingml/2006/main" noChangeAspect="1"/>
+                </wp:cNvGraphicFramePr>
+                <a:graphic xmlns:a="http://schemas.openxmlformats.org/drawingml/2006/main">
+                  <a:graphicData uri="http://schemas.openxmlformats.org/drawingml/2006/picture">
+                    <pic:pic xmlns:pic="http://schemas.openxmlformats.org/drawingml/2006/picture">
+                      <pic:nvPicPr>
+                        <pic:cNvPr id="1366248127" name=""/>
+                        <pic:cNvPicPr>
+                          <a:picLocks noChangeAspect="1"/>
+                        </pic:cNvPicPr>
+                        <pic:nvPr/>
+                      </pic:nvPicPr>
+                      <pic:blipFill rotWithShape="1">
+                        <a:blip r:embed="rId17"/>
+                        <a:stretch/>
+                      </pic:blipFill>
+                      <pic:spPr bwMode="auto">
+                        <a:xfrm>
+                          <a:off x="0" y="0"/>
+                          <a:ext cx="5486399" cy="1957538"/>
+                        </a:xfrm>
+                        <a:prstGeom prst="rect">
+                          <a:avLst/>
+                        </a:prstGeom>
+                      </pic:spPr>
+                    </pic:pic>
+                  </a:graphicData>
+                </a:graphic>
+              </wp:inline>
+            </w:drawing>
+          </mc:Choice>
+          <mc:Fallback>
+            <w:pict>
+              <v:shapetype id="_x0000_t75" coordsize="21600,21600" o:spt="75" o:preferrelative="t" path="m@4@5l@4@11@9@11@9@5xe" filled="f" stroked="f">
+                <v:stroke joinstyle="miter"/>
+                <v:formulas>
+                  <v:f eqn="if lineDrawn pixelLineWidth 0"/>
+                  <v:f eqn="sum @0 1 0"/>
+                  <v:f eqn="sum 0 0 @1"/>
+                  <v:f eqn="prod @2 1 2"/>
+                  <v:f eqn="prod @3 21600 pixelWidth"/>
+                  <v:f eqn="prod @3 21600 pixelHeight"/>
+                  <v:f eqn="sum @0 0 1"/>
+                  <v:f eqn="prod @6 1 2"/>
+                  <v:f eqn="prod @7 21600 pixelWidth"/>
+                  <v:f eqn="sum @8 21600 0"/>
+                  <v:f eqn="prod @7 21600 pixelHeight"/>
+                  <v:f eqn="sum @10 21600 0"/>
+                </v:formulas>
+                <v:path o:extrusionok="f" gradientshapeok="t" o:connecttype="rect"/>
+                <o:lock v:ext="edit" aspectratio="t"/>
+              </v:shapetype>
+              <v:shape id="_x0000_i7" o:spid="_x0000_s7" type="#_x0000_t75" style="width:432.00pt;height:154.14pt;mso-wrap-distance-left:0.00pt;mso-wrap-distance-top:0.00pt;mso-wrap-distance-right:0.00pt;mso-wrap-distance-bottom:0.00pt;z-index:1;" stroked="false">
+                <v:imagedata r:id="rId17" o:title=""/>
+                <o:lock v:ext="edit" rotation="t"/>
+              </v:shape>
+            </w:pict>
+          </mc:Fallback>
+        </mc:AlternateContent>
+      </w:r>
       <w:r/>
     </w:p>
     <w:p>
@@ -1416,6 +2300,11 @@
           <w:highlight w:val="none"/>
         </w:rPr>
       </w:r>
+      <w:r>
+        <w:rPr>
+          <w:highlight w:val="none"/>
+        </w:rPr>
+      </w:r>
     </w:p>
     <w:p>
       <w:pPr>
@@ -1466,6 +2355,11 @@
       </w:pPr>
       <w:r>
         <w:t xml:space="preserve">Impact on the team or project:</w:t>
+      </w:r>
+      <w:r>
+        <w:rPr>
+          <w:highlight w:val="none"/>
+        </w:rPr>
       </w:r>
       <w:r>
         <w:rPr>
@@ -1553,6 +2447,11 @@
           <w:highlight w:val="none"/>
         </w:rPr>
       </w:r>
+      <w:r>
+        <w:rPr>
+          <w:highlight w:val="none"/>
+        </w:rPr>
+      </w:r>
     </w:p>
     <w:p>
       <w:pPr>
@@ -1627,19 +2526,19 @@
         <w:rPr>
           <w:lang w:val="en-GB"/>
         </w:rPr>
-        <w:t xml:space="preserve">Sometimes over-communicates and gets side-tracked or overcomplicates a problem, </w:t>
+        <w:t xml:space="preserve">Contributes consistently and reliably with big value. Sometimes can </w:t>
       </w:r>
       <w:r>
         <w:rPr>
           <w:lang w:val="en-GB"/>
         </w:rPr>
-        <w:t xml:space="preserve">confusing the topic and clouds the channel as line of communication. Also quite reliably communicates clearly that they want to contribute, and clearly when they can’t, transparent and honest. </w:t>
+        <w:t xml:space="preserve">confuse a topic with very detail-dense explanations of things not always necessary to explain. Also quite reliably communicates clearly that they want to contribute, and clearly when they can’t, transparent and honest. </w:t>
       </w:r>
       <w:r>
         <w:rPr>
           <w:lang w:val="en-GB"/>
         </w:rPr>
-        <w:t xml:space="preserve"> Involved in the project development. Takes a good part in the theory and practical implementation of solutions applied and created within the project.</w:t>
+        <w:t xml:space="preserve"> Confidently involved in all levels the project development. Takes a good part in the theory and practical implementation of solutions applied and created within the project. </w:t>
       </w:r>
       <w:r/>
     </w:p>
@@ -1664,6 +2563,11 @@
       </w:pPr>
       <w:r>
         <w:t xml:space="preserve">Impact on the team or project:</w:t>
+      </w:r>
+      <w:r>
+        <w:rPr>
+          <w:highlight w:val="none"/>
+        </w:rPr>
       </w:r>
       <w:r>
         <w:rPr>
@@ -1705,7 +2609,7 @@
         <w:rPr>
           <w:lang w:val="en-GB"/>
         </w:rPr>
-        <w:t xml:space="preserve">As a more senior team member, offers valuable insights and considerations into code, solutions, technologies etc</w:t>
+        <w:t xml:space="preserve">As a more senior student, offers valuable insights and considerations into code, solutions, technologies etc</w:t>
       </w:r>
       <w:r>
         <w:rPr>
@@ -1720,6 +2624,12 @@
           <w:lang w:val="en-GB"/>
         </w:rPr>
       </w:r>
+      <w:r>
+        <w:rPr>
+          <w:highlight w:val="none"/>
+          <w:lang w:val="en-GB"/>
+        </w:rPr>
+      </w:r>
     </w:p>
     <w:p>
       <w:pPr>
@@ -1738,7 +2648,7 @@
         <w:rPr>
           <w:lang w:val="en-GB"/>
         </w:rPr>
-        <w:t xml:space="preserve">Does contribute quite consistently and with value, often things fundamental and necessary to the product developing.</w:t>
+        <w:t xml:space="preserve">Does contribute quite consistently, but thoroughly and with value, often things fundamental and necessary to the product developing.</w:t>
       </w:r>
       <w:r>
         <w:rPr>
@@ -1747,39 +2657,6 @@
         </w:rPr>
       </w:r>
       <w:r/>
-    </w:p>
-    <w:p>
-      <w:pPr>
-        <w:pBdr/>
-        <w:spacing/>
-        <w:ind/>
-        <w:rPr/>
-      </w:pPr>
-      <w:r/>
-      <w:r/>
-    </w:p>
-    <w:p>
-      <w:pPr>
-        <w:pBdr/>
-        <w:spacing/>
-        <w:ind/>
-        <w:rPr>
-          <w:highlight w:val="none"/>
-        </w:rPr>
-      </w:pPr>
-      <w:r>
-        <w:t xml:space="preserve">Evidence you would use:</w:t>
-      </w:r>
-      <w:r>
-        <w:rPr>
-          <w:highlight w:val="none"/>
-        </w:rPr>
-      </w:r>
-      <w:r>
-        <w:rPr>
-          <w:highlight w:val="none"/>
-        </w:rPr>
-      </w:r>
     </w:p>
     <w:p>
       <w:pPr>
@@ -1818,7 +2695,99 @@
           <w:highlight w:val="none"/>
           <w:lang w:val="en-GB"/>
         </w:rPr>
-        <w:t xml:space="preserve">Git commits, Channels communication, jira tickets done</w:t>
+        <w:t xml:space="preserve">Git commits evidence this</w:t>
+      </w:r>
+      <w:r/>
+    </w:p>
+    <w:p>
+      <w:pPr>
+        <w:pBdr/>
+        <w:spacing/>
+        <w:ind/>
+        <w:rPr/>
+      </w:pPr>
+      <w:r>
+        <mc:AlternateContent>
+          <mc:Choice Requires="wpg">
+            <w:drawing>
+              <wp:inline xmlns:wp="http://schemas.openxmlformats.org/drawingml/2006/wordprocessingDrawing" distT="0" distB="0" distL="0" distR="0">
+                <wp:extent cx="5486400" cy="3100074"/>
+                <wp:effectExtent l="0" t="0" r="0" b="0"/>
+                <wp:docPr id="9" name=""/>
+                <wp:cNvGraphicFramePr>
+                  <a:graphicFrameLocks xmlns:a="http://schemas.openxmlformats.org/drawingml/2006/main" noChangeAspect="1"/>
+                </wp:cNvGraphicFramePr>
+                <a:graphic xmlns:a="http://schemas.openxmlformats.org/drawingml/2006/main">
+                  <a:graphicData uri="http://schemas.openxmlformats.org/drawingml/2006/picture">
+                    <pic:pic xmlns:pic="http://schemas.openxmlformats.org/drawingml/2006/picture">
+                      <pic:nvPicPr>
+                        <pic:cNvPr id="309637394" name=""/>
+                        <pic:cNvPicPr>
+                          <a:picLocks noChangeAspect="1"/>
+                        </pic:cNvPicPr>
+                        <pic:nvPr/>
+                      </pic:nvPicPr>
+                      <pic:blipFill rotWithShape="1">
+                        <a:blip r:embed="rId18"/>
+                        <a:stretch/>
+                      </pic:blipFill>
+                      <pic:spPr bwMode="auto">
+                        <a:xfrm>
+                          <a:off x="0" y="0"/>
+                          <a:ext cx="5486399" cy="3100073"/>
+                        </a:xfrm>
+                        <a:prstGeom prst="rect">
+                          <a:avLst/>
+                        </a:prstGeom>
+                      </pic:spPr>
+                    </pic:pic>
+                  </a:graphicData>
+                </a:graphic>
+              </wp:inline>
+            </w:drawing>
+          </mc:Choice>
+          <mc:Fallback>
+            <w:pict>
+              <v:shapetype id="_x0000_t75" coordsize="21600,21600" o:spt="75" o:preferrelative="t" path="m@4@5l@4@11@9@11@9@5xe" filled="f" stroked="f">
+                <v:stroke joinstyle="miter"/>
+                <v:formulas>
+                  <v:f eqn="if lineDrawn pixelLineWidth 0"/>
+                  <v:f eqn="sum @0 1 0"/>
+                  <v:f eqn="sum 0 0 @1"/>
+                  <v:f eqn="prod @2 1 2"/>
+                  <v:f eqn="prod @3 21600 pixelWidth"/>
+                  <v:f eqn="prod @3 21600 pixelHeight"/>
+                  <v:f eqn="sum @0 0 1"/>
+                  <v:f eqn="prod @6 1 2"/>
+                  <v:f eqn="prod @7 21600 pixelWidth"/>
+                  <v:f eqn="sum @8 21600 0"/>
+                  <v:f eqn="prod @7 21600 pixelHeight"/>
+                  <v:f eqn="sum @10 21600 0"/>
+                </v:formulas>
+                <v:path o:extrusionok="f" gradientshapeok="t" o:connecttype="rect"/>
+                <o:lock v:ext="edit" aspectratio="t"/>
+              </v:shapetype>
+              <v:shape id="_x0000_i8" o:spid="_x0000_s8" type="#_x0000_t75" style="width:432.00pt;height:244.10pt;mso-wrap-distance-left:0.00pt;mso-wrap-distance-top:0.00pt;mso-wrap-distance-right:0.00pt;mso-wrap-distance-bottom:0.00pt;z-index:1;" stroked="false">
+                <v:imagedata r:id="rId18" o:title=""/>
+                <o:lock v:ext="edit" rotation="t"/>
+              </v:shape>
+            </w:pict>
+          </mc:Fallback>
+        </mc:AlternateContent>
+      </w:r>
+      <w:r/>
+    </w:p>
+    <w:p>
+      <w:pPr>
+        <w:pBdr/>
+        <w:spacing/>
+        <w:ind/>
+        <w:rPr/>
+      </w:pPr>
+      <w:r>
+        <w:rPr>
+          <w:highlight w:val="none"/>
+        </w:rPr>
       </w:r>
       <w:r>
         <w:rPr>
@@ -1832,34 +2801,35 @@
         <w:pBdr/>
         <w:spacing/>
         <w:ind/>
-        <w:rPr/>
-      </w:pPr>
-      <w:r/>
-      <w:r/>
-    </w:p>
-    <w:p>
-      <w:pPr>
-        <w:pBdr/>
-        <w:spacing/>
-        <w:ind/>
-        <w:rPr/>
+        <w:rPr>
+          <w:highlight w:val="none"/>
+        </w:rPr>
       </w:pPr>
       <w:r>
         <w:t xml:space="preserve">Team Member C (Year 3)</w:t>
       </w:r>
-      <w:r/>
-    </w:p>
-    <w:p>
-      <w:pPr>
-        <w:pBdr/>
-        <w:spacing/>
-        <w:ind/>
+      <w:r>
         <w:rPr>
           <w:highlight w:val="none"/>
         </w:rPr>
+      </w:r>
+    </w:p>
+    <w:p>
+      <w:pPr>
+        <w:pBdr/>
+        <w:spacing/>
+        <w:ind/>
+        <w:rPr>
+          <w:highlight w:val="none"/>
+        </w:rPr>
       </w:pPr>
       <w:r>
         <w:t xml:space="preserve">Observation (what you noticed):</w:t>
+      </w:r>
+      <w:r>
+        <w:rPr>
+          <w:highlight w:val="none"/>
+        </w:rPr>
       </w:r>
       <w:r>
         <w:rPr>
@@ -1889,45 +2859,28 @@
           <w:highlight w:val="none"/>
           <w:lang w:val="en-GB"/>
         </w:rPr>
-        <w:t xml:space="preserve">f they can no longer do a practical task. Abandons tickets that end up delaying sprints, without explanation. Becomes difficult to get a hold of, has problems communicating blockers which makes them difficult to identify and help them overcome as a scrum master.</w:t>
+        <w:t xml:space="preserve">f they</w:t>
       </w:r>
       <w:r>
         <w:rPr>
           <w:highlight w:val="none"/>
           <w:lang w:val="en-GB"/>
         </w:rPr>
-        <w:t xml:space="preserve"> Has trouble communicating when they are unable to do something. </w:t>
+        <w:t xml:space="preserve"> can no longer do a practical task. Has abandoned tickets without explanation that resulted in delayed sprints. Shows problems communicating blockers which makes them difficult to identify and overcome as a team.</w:t>
       </w:r>
       <w:r>
         <w:rPr>
           <w:highlight w:val="none"/>
           <w:lang w:val="en-GB"/>
         </w:rPr>
-      </w:r>
-    </w:p>
-    <w:p>
-      <w:pPr>
-        <w:pBdr/>
-        <w:spacing/>
-        <w:ind/>
-        <w:rPr>
-          <w:highlight w:val="none"/>
-          <w:lang w:val="en-GB"/>
-        </w:rPr>
-      </w:pPr>
-      <w:r>
-        <w:rPr>
-          <w:highlight w:val="none"/>
-          <w:lang w:val="en-GB"/>
-        </w:rPr>
-        <w:t xml:space="preserve">I think they</w:t>
+        <w:t xml:space="preserve"> Seems to have trouble communicating when they are unable to do something. </w:t>
       </w:r>
       <w:r>
         <w:rPr>
           <w:highlight w:val="none"/>
           <w:lang w:val="en-GB"/>
         </w:rPr>
-        <w:t xml:space="preserve"> misunderstood how to contribute to the project by forking instead of cloning, and I had asked if they thought we should do a git workflows explanation in the team to which they responded no, that the onus should be on the team member to learn themselves. </w:t>
+        <w:t xml:space="preserve"> </w:t>
       </w:r>
       <w:r>
         <w:rPr>
@@ -1986,15 +2939,6 @@
       <w:r>
         <w:t xml:space="preserve">Impact on the team or project:</w:t>
       </w:r>
-      <w:r/>
-    </w:p>
-    <w:p>
-      <w:pPr>
-        <w:pBdr/>
-        <w:spacing/>
-        <w:ind/>
-        <w:rPr/>
-      </w:pPr>
       <w:r>
         <w:rPr>
           <w:highlight w:val="none"/>
@@ -2005,11 +2949,25 @@
           <w:highlight w:val="none"/>
         </w:rPr>
       </w:r>
+    </w:p>
+    <w:p>
+      <w:pPr>
+        <w:pBdr/>
+        <w:spacing/>
+        <w:ind/>
+        <w:rPr/>
+      </w:pPr>
       <w:r>
         <w:rPr>
           <w:highlight w:val="none"/>
         </w:rPr>
       </w:r>
+      <w:r>
+        <w:rPr>
+          <w:highlight w:val="none"/>
+        </w:rPr>
+      </w:r>
+      <w:r/>
     </w:p>
     <w:p>
       <w:pPr>
@@ -2065,7 +3023,74 @@
         <w:rPr>
           <w:lang w:val="en-GB"/>
         </w:rPr>
-        <w:t xml:space="preserve">Chat channels, git history (fork?), jira tickets.</w:t>
+        <w:t xml:space="preserve">Git commit history shows one attempt by the team mate to contribute a code change to the project. (Purple) No other attempts were made, but the team mate did instead contribute with a helpful code review at a later date.</w:t>
+        <mc:AlternateContent>
+          <mc:Choice Requires="wpg">
+            <w:drawing>
+              <wp:inline xmlns:wp="http://schemas.openxmlformats.org/drawingml/2006/wordprocessingDrawing" distT="0" distB="0" distL="0" distR="0">
+                <wp:extent cx="5486400" cy="3183466"/>
+                <wp:effectExtent l="0" t="0" r="0" b="0"/>
+                <wp:docPr id="10" name=""/>
+                <wp:cNvGraphicFramePr>
+                  <a:graphicFrameLocks xmlns:a="http://schemas.openxmlformats.org/drawingml/2006/main" noChangeAspect="1"/>
+                </wp:cNvGraphicFramePr>
+                <a:graphic xmlns:a="http://schemas.openxmlformats.org/drawingml/2006/main">
+                  <a:graphicData uri="http://schemas.openxmlformats.org/drawingml/2006/picture">
+                    <pic:pic xmlns:pic="http://schemas.openxmlformats.org/drawingml/2006/picture">
+                      <pic:nvPicPr>
+                        <pic:cNvPr id="1299763738" name=""/>
+                        <pic:cNvPicPr>
+                          <a:picLocks noChangeAspect="1"/>
+                        </pic:cNvPicPr>
+                        <pic:nvPr/>
+                      </pic:nvPicPr>
+                      <pic:blipFill rotWithShape="1">
+                        <a:blip r:embed="rId19"/>
+                        <a:stretch/>
+                      </pic:blipFill>
+                      <pic:spPr bwMode="auto">
+                        <a:xfrm>
+                          <a:off x="0" y="0"/>
+                          <a:ext cx="5486399" cy="3183466"/>
+                        </a:xfrm>
+                        <a:prstGeom prst="rect">
+                          <a:avLst/>
+                        </a:prstGeom>
+                      </pic:spPr>
+                    </pic:pic>
+                  </a:graphicData>
+                </a:graphic>
+              </wp:inline>
+            </w:drawing>
+          </mc:Choice>
+          <mc:Fallback>
+            <w:pict>
+              <v:shapetype id="_x0000_t75" coordsize="21600,21600" o:spt="75" o:preferrelative="t" path="m@4@5l@4@11@9@11@9@5xe" filled="f" stroked="f">
+                <v:stroke joinstyle="miter"/>
+                <v:formulas>
+                  <v:f eqn="if lineDrawn pixelLineWidth 0"/>
+                  <v:f eqn="sum @0 1 0"/>
+                  <v:f eqn="sum 0 0 @1"/>
+                  <v:f eqn="prod @2 1 2"/>
+                  <v:f eqn="prod @3 21600 pixelWidth"/>
+                  <v:f eqn="prod @3 21600 pixelHeight"/>
+                  <v:f eqn="sum @0 0 1"/>
+                  <v:f eqn="prod @6 1 2"/>
+                  <v:f eqn="prod @7 21600 pixelWidth"/>
+                  <v:f eqn="sum @8 21600 0"/>
+                  <v:f eqn="prod @7 21600 pixelHeight"/>
+                  <v:f eqn="sum @10 21600 0"/>
+                </v:formulas>
+                <v:path o:extrusionok="f" gradientshapeok="t" o:connecttype="rect"/>
+                <o:lock v:ext="edit" aspectratio="t"/>
+              </v:shapetype>
+              <v:shape id="_x0000_i9" o:spid="_x0000_s9" type="#_x0000_t75" style="width:432.00pt;height:250.67pt;mso-wrap-distance-left:0.00pt;mso-wrap-distance-top:0.00pt;mso-wrap-distance-right:0.00pt;mso-wrap-distance-bottom:0.00pt;z-index:1;" stroked="false">
+                <v:imagedata r:id="rId19" o:title=""/>
+                <o:lock v:ext="edit" rotation="t"/>
+              </v:shape>
+            </w:pict>
+          </mc:Fallback>
+        </mc:AlternateContent>
       </w:r>
       <w:r/>
     </w:p>
@@ -2102,6 +3127,11 @@
           <w:highlight w:val="none"/>
         </w:rPr>
       </w:r>
+      <w:r>
+        <w:rPr>
+          <w:highlight w:val="none"/>
+        </w:rPr>
+      </w:r>
     </w:p>
     <w:p>
       <w:pPr>
@@ -2119,6 +3149,12 @@
           <w:lang w:val="en-GB"/>
         </w:rPr>
         <w:t xml:space="preserve">1.</w:t>
+      </w:r>
+      <w:r>
+        <w:rPr>
+          <w:highlight w:val="none"/>
+          <w:lang w:val="en-GB"/>
+        </w:rPr>
       </w:r>
       <w:r>
         <w:rPr>
@@ -2157,6 +3193,12 @@
           <w:lang w:val="en-GB"/>
         </w:rPr>
       </w:r>
+      <w:r>
+        <w:rPr>
+          <w:highlight w:val="none"/>
+          <w:lang w:val="en-GB"/>
+        </w:rPr>
+      </w:r>
     </w:p>
     <w:p>
       <w:pPr>
@@ -2181,30 +3223,42 @@
           <w:lang w:val="en-GB"/>
         </w:rPr>
       </w:r>
-    </w:p>
-    <w:p>
-      <w:pPr>
-        <w:pBdr/>
-        <w:spacing/>
-        <w:ind/>
-        <w:rPr>
-          <w:highlight w:val="none"/>
-          <w:lang w:val="en-GB"/>
-        </w:rPr>
-      </w:pPr>
       <w:r>
         <w:rPr>
           <w:highlight w:val="none"/>
           <w:lang w:val="en-GB"/>
         </w:rPr>
-        <w:t xml:space="preserve">I think the over-communication is an anxiety thing and not my business, it’s never been so consistently ob</w:t>
+      </w:r>
+    </w:p>
+    <w:p>
+      <w:pPr>
+        <w:pBdr/>
+        <w:spacing/>
+        <w:ind/>
+        <w:rPr>
+          <w:highlight w:val="none"/>
+          <w:lang w:val="en-GB"/>
+        </w:rPr>
+      </w:pPr>
+      <w:r>
+        <w:rPr>
+          <w:highlight w:val="none"/>
+          <w:lang w:val="en-GB"/>
+        </w:rPr>
+        <w:t xml:space="preserve">I have noticed that the over-communication can come at times when the team mate may be stressed, and is not necessarily the norm. As it’s never been consistently ob</w:t>
       </w:r>
       <w:r>
         <w:rPr>
           <w:highlight w:val="none"/>
           <w:lang w:val="en-GB"/>
         </w:rPr>
-        <w:t xml:space="preserve">structive that I’ve had to mention it. I have thought about it but it doesn’t seem necessary when it’s not the norm. I have shared that their insight and consistency has been helpful, because they deserve recognition for their contributions to the project.</w:t>
+        <w:t xml:space="preserve">structive I’ve not had to mention it. I have thought about it but it doesn’t seem necessary when it’s not the norm. I have shared that their insight and consistency has been helpful, because they deserve recognition and praise for their totally fundamental contributions to the project.</w:t>
+      </w:r>
+      <w:r>
+        <w:rPr>
+          <w:highlight w:val="none"/>
+          <w:lang w:val="en-GB"/>
+        </w:rPr>
       </w:r>
       <w:r>
         <w:rPr>
@@ -2229,6 +3283,12 @@
           <w:lang w:val="en-GB"/>
         </w:rPr>
         <w:t xml:space="preserve">3.</w:t>
+      </w:r>
+      <w:r>
+        <w:rPr>
+          <w:highlight w:val="none"/>
+          <w:lang w:val="en-GB"/>
+        </w:rPr>
       </w:r>
       <w:r>
         <w:rPr>
@@ -2344,25 +3404,187 @@
           <w:highlight w:val="none"/>
         </w:rPr>
       </w:r>
+      <w:r>
+        <w:rPr>
+          <w:highlight w:val="none"/>
+        </w:rPr>
+      </w:r>
     </w:p>
     <w:p>
       <w:pPr>
-        <w:pBdr/>
-        <w:spacing/>
-        <w:ind/>
+        <w:pBdr>
+          <w:top w:val="none" w:color="000000" w:sz="4" w:space="0"/>
+          <w:left w:val="none" w:color="000000" w:sz="4" w:space="0"/>
+          <w:bottom w:val="none" w:color="000000" w:sz="4" w:space="0"/>
+          <w:right w:val="none" w:color="000000" w:sz="4" w:space="0"/>
+        </w:pBdr>
+        <w:spacing/>
+        <w:ind w:right="0" w:firstLine="0" w:left="0"/>
         <w:rPr/>
       </w:pPr>
-      <w:r/>
+      <w:r>
+        <w:t xml:space="preserve">Using evidence affected my judgement by helping to ground my observations in fact. I found it difficult to translate emotions like frustration which I found had clouded my rational thinking, into objective and constructive insights around some of the feedb</w:t>
+      </w:r>
+      <w:r>
+        <w:t xml:space="preserve">ack I have for my teammates.</w:t>
+      </w:r>
       <w:r/>
     </w:p>
     <w:p>
       <w:pPr>
-        <w:pBdr/>
-        <w:spacing/>
-        <w:ind/>
+        <w:pBdr>
+          <w:top w:val="none" w:color="000000" w:sz="4" w:space="0"/>
+          <w:left w:val="none" w:color="000000" w:sz="4" w:space="0"/>
+          <w:bottom w:val="none" w:color="000000" w:sz="4" w:space="0"/>
+          <w:right w:val="none" w:color="000000" w:sz="4" w:space="0"/>
+        </w:pBdr>
+        <w:spacing/>
+        <w:ind w:right="0" w:firstLine="0" w:left="0"/>
+        <w:rPr/>
+      </w:pPr>
+      <w:r>
+        <w:t xml:space="preserve">Having different types of evidence also helped me more clearly see and understand the team mates possible motivations and empathise with and appreciate the effort contributed by each team mate, particularly in relation to their individual motivations, pref</w:t>
+      </w:r>
+      <w:r>
+        <w:t xml:space="preserve">erences and limitations</w:t>
+      </w:r>
+      <w:r>
+        <w:rPr>
+          <w:lang w:val="en-GB"/>
+        </w:rPr>
+        <w:t xml:space="preserve"> (e.g. If a team mate is uncomfortable in a larger team etc.).</w:t>
+      </w:r>
+      <w:r/>
+    </w:p>
+    <w:p>
+      <w:pPr>
+        <w:pBdr>
+          <w:top w:val="none" w:color="000000" w:sz="4" w:space="0"/>
+          <w:left w:val="none" w:color="000000" w:sz="4" w:space="0"/>
+          <w:bottom w:val="none" w:color="000000" w:sz="4" w:space="0"/>
+          <w:right w:val="none" w:color="000000" w:sz="4" w:space="0"/>
+        </w:pBdr>
+        <w:spacing/>
+        <w:ind w:right="0" w:firstLine="0" w:left="0"/>
+        <w:rPr/>
+      </w:pPr>
+      <w:r>
+        <w:t xml:space="preserve">I found it difficult to evaluate my peers objectively and separated from emotion and bias, because some of the evidence used was collected from either stressful or progressive times in the project development and so my own personal emotional memories and b</w:t>
+      </w:r>
+      <w:r>
+        <w:t xml:space="preserve">iases are attached to them. This is why using evidence to support or question my statements and observations was especially helpful in proving or disproving my initial impressions. This moves </w:t>
+      </w:r>
+      <w:r>
+        <w:rPr>
+          <w:lang w:val="en-GB"/>
+        </w:rPr>
+        <w:t xml:space="preserve">my</w:t>
+      </w:r>
+      <w:r>
+        <w:t xml:space="preserve"> impressions from opinion more into objective observation</w:t>
+      </w:r>
+      <w:r>
+        <w:rPr>
+          <w:lang w:val="en-GB"/>
+        </w:rPr>
+        <w:t xml:space="preserve">s</w:t>
+      </w:r>
+      <w:r>
+        <w:t xml:space="preserve">.</w:t>
+      </w:r>
+      <w:r/>
+    </w:p>
+    <w:p>
+      <w:pPr>
+        <w:pBdr>
+          <w:top w:val="none" w:color="000000" w:sz="4" w:space="0"/>
+          <w:left w:val="none" w:color="000000" w:sz="4" w:space="0"/>
+          <w:bottom w:val="none" w:color="000000" w:sz="4" w:space="0"/>
+          <w:right w:val="none" w:color="000000" w:sz="4" w:space="0"/>
+        </w:pBdr>
+        <w:spacing/>
+        <w:ind w:right="0" w:firstLine="0" w:left="0"/>
         <w:rPr>
           <w:highlight w:val="none"/>
+        </w:rPr>
+      </w:pPr>
+      <w:r>
+        <w:t xml:space="preserve">This revealed to me about my role in the team that I am in a management position where my considerations are collected by a degree of omnipotence and considering things within the bigger picture. Understanding team mates preferences, strengths and limitati</w:t>
+      </w:r>
+      <w:r>
+        <w:t xml:space="preserve">ons and backing that up with evidence is helpful for understanding </w:t>
+      </w:r>
+      <w:r>
+        <w:rPr>
           <w:lang w:val="en-GB"/>
+        </w:rPr>
+        <w:t xml:space="preserve">with less bias </w:t>
+      </w:r>
+      <w:r>
+        <w:t xml:space="preserve">how team mates can </w:t>
+      </w:r>
+      <w:r>
+        <w:rPr>
+          <w:lang w:val="en-GB"/>
+        </w:rPr>
+        <w:t xml:space="preserve">realistically </w:t>
+      </w:r>
+      <w:r>
+        <w:t xml:space="preserve">work together strategically in order to leverage strengths and limitations </w:t>
+      </w:r>
+      <w:r>
+        <w:rPr>
+          <w:lang w:val="en-GB"/>
+        </w:rPr>
+        <w:t xml:space="preserve">and</w:t>
+      </w:r>
+      <w:r>
+        <w:t xml:space="preserve"> work together concurrently </w:t>
+      </w:r>
+      <w:r>
+        <w:rPr>
+          <w:lang w:val="en-GB"/>
+        </w:rPr>
+        <w:t xml:space="preserve">to </w:t>
+      </w:r>
+      <w:r>
+        <w:t xml:space="preserve">generate value within the limited sprint time</w:t>
+      </w:r>
+      <w:r>
+        <w:rPr>
+          <w:lang w:val="en-GB"/>
+        </w:rPr>
+        <w:t xml:space="preserve">-</w:t>
+      </w:r>
+      <w:r>
+        <w:t xml:space="preserve">frames.</w:t>
+      </w:r>
+      <w:r>
+        <w:rPr>
+          <w:rFonts w:ascii="Times New Roman" w:hAnsi="Times New Roman" w:eastAsia="Times New Roman" w:cs="Times New Roman"/>
+          <w:sz w:val="24"/>
+        </w:rPr>
+      </w:r>
+      <w:r>
+        <w:rPr>
+          <w:highlight w:val="none"/>
+        </w:rPr>
+      </w:r>
+    </w:p>
+    <w:p>
+      <w:pPr>
+        <w:pBdr>
+          <w:top w:val="none" w:color="000000" w:sz="4" w:space="0"/>
+          <w:left w:val="none" w:color="000000" w:sz="4" w:space="0"/>
+          <w:bottom w:val="none" w:color="000000" w:sz="4" w:space="0"/>
+          <w:right w:val="none" w:color="000000" w:sz="4" w:space="0"/>
+        </w:pBdr>
+        <w:spacing/>
+        <w:ind w:right="0" w:firstLine="0" w:left="0"/>
+        <w:rPr>
+          <w:rFonts w:ascii="Times New Roman" w:hAnsi="Times New Roman" w:eastAsia="Times New Roman" w:cs="Times New Roman"/>
+          <w:sz w:val="24"/>
+          <w:szCs w:val="24"/>
         </w:rPr>
       </w:pPr>
       <w:r>
@@ -2370,13 +3592,26 @@
           <w:highlight w:val="none"/>
           <w:lang w:val="en-GB"/>
         </w:rPr>
-        <w:t xml:space="preserve">Using evidence has affected my judgement by grounding my observations in fact. I found it difficult to translate emotions like frustration which cloud cognition into objective and constructive insights around some of the feedback I have for my teammates. </w:t>
+        <w:t xml:space="preserve">An example of this is asking the junior member of the team if the</w:t>
       </w:r>
       <w:r>
         <w:rPr>
           <w:highlight w:val="none"/>
           <w:lang w:val="en-GB"/>
         </w:rPr>
+        <w:t xml:space="preserve">y would be happy to take over the design of the app, which developed into them designing and building the front end. This was a huge contribution to the project and a boon to the team morale, with the team mate also showing more confidence in contributing.</w:t>
+      </w:r>
+      <w:r>
+        <w:rPr>
+          <w:highlight w:val="none"/>
+        </w:rPr>
+      </w:r>
+      <w:r>
+        <w:rPr>
+          <w:rFonts w:ascii="Times New Roman" w:hAnsi="Times New Roman" w:eastAsia="Times New Roman" w:cs="Times New Roman"/>
+          <w:sz w:val="24"/>
+          <w:szCs w:val="24"/>
+        </w:rPr>
       </w:r>
     </w:p>
     <w:p>
@@ -2386,23 +3621,6 @@
         <w:ind/>
         <w:rPr/>
       </w:pPr>
-      <w:r/>
-      <w:r/>
-    </w:p>
-    <w:p>
-      <w:pPr>
-        <w:pBdr/>
-        <w:spacing/>
-        <w:ind/>
-        <w:rPr/>
-      </w:pPr>
-      <w:r>
-        <w:rPr>
-          <w:highlight w:val="none"/>
-          <w:lang w:val="en-GB"/>
-        </w:rPr>
-        <w:t xml:space="preserve">This reveals about my role in the team that I am in a management role where my considerations rely on a degree of omnipotence and considering things within a bigger picture. </w:t>
-      </w:r>
       <w:r>
         <w:rPr>
           <w:highlight w:val="none"/>
@@ -2458,6 +3676,12 @@
       <w:r>
         <w:t xml:space="preserve"> Focused on behaviour, not personality</w:t>
       </w:r>
+      <w:r>
+        <w:rPr>
+          <w:lang w:val="en-GB"/>
+        </w:rPr>
+        <w:t xml:space="preserve"> - Y</w:t>
+      </w:r>
       <w:r/>
     </w:p>
     <w:p>
@@ -2476,6 +3700,12 @@
       <w:r>
         <w:t xml:space="preserve"> Used evidence rather than opinion</w:t>
       </w:r>
+      <w:r>
+        <w:rPr>
+          <w:lang w:val="en-GB"/>
+        </w:rPr>
+        <w:t xml:space="preserve"> - Y</w:t>
+      </w:r>
       <w:r/>
     </w:p>
     <w:p>
@@ -2493,6 +3723,12 @@
       </w:r>
       <w:r>
         <w:t xml:space="preserve"> Reflected on your own role and decisions</w:t>
+      </w:r>
+      <w:r>
+        <w:rPr>
+          <w:lang w:val="en-GB"/>
+        </w:rPr>
+        <w:t xml:space="preserve"> - Y</w:t>
       </w:r>
       <w:r/>
     </w:p>
